--- a/Module4_Assignment.docx
+++ b/Module4_Assignment.docx
@@ -14,8 +14,144 @@
           <w:szCs w:val="18"/>
           <w:rtl/>
         </w:rPr>
-        <w:t>BIU DS23 · Module 4 · Data and Feature Engineering · By Shlomit Levavi</w:t>
-      </w:r>
+        <w:t xml:space="preserve">BIU DS23 · </w:t>
+      </w:r>
+      <w:proofErr w:type="spellStart"/>
+      <w:r>
+        <w:rPr>
+          <w:sz w:val="18"/>
+          <w:szCs w:val="18"/>
+          <w:rtl/>
+        </w:rPr>
+        <w:t>Module</w:t>
+      </w:r>
+      <w:proofErr w:type="spellEnd"/>
+      <w:r>
+        <w:rPr>
+          <w:sz w:val="18"/>
+          <w:szCs w:val="18"/>
+          <w:rtl/>
+        </w:rPr>
+        <w:t xml:space="preserve"> 4 · </w:t>
+      </w:r>
+      <w:proofErr w:type="spellStart"/>
+      <w:r>
+        <w:rPr>
+          <w:sz w:val="18"/>
+          <w:szCs w:val="18"/>
+          <w:rtl/>
+        </w:rPr>
+        <w:t>Data</w:t>
+      </w:r>
+      <w:proofErr w:type="spellEnd"/>
+      <w:r>
+        <w:rPr>
+          <w:sz w:val="18"/>
+          <w:szCs w:val="18"/>
+          <w:rtl/>
+        </w:rPr>
+        <w:t xml:space="preserve"> </w:t>
+      </w:r>
+      <w:proofErr w:type="spellStart"/>
+      <w:r>
+        <w:rPr>
+          <w:sz w:val="18"/>
+          <w:szCs w:val="18"/>
+          <w:rtl/>
+        </w:rPr>
+        <w:t>and</w:t>
+      </w:r>
+      <w:proofErr w:type="spellEnd"/>
+      <w:r>
+        <w:rPr>
+          <w:sz w:val="18"/>
+          <w:szCs w:val="18"/>
+          <w:rtl/>
+        </w:rPr>
+        <w:t xml:space="preserve"> </w:t>
+      </w:r>
+      <w:proofErr w:type="spellStart"/>
+      <w:r>
+        <w:rPr>
+          <w:sz w:val="18"/>
+          <w:szCs w:val="18"/>
+          <w:rtl/>
+        </w:rPr>
+        <w:t>Feature</w:t>
+      </w:r>
+      <w:proofErr w:type="spellEnd"/>
+      <w:r>
+        <w:rPr>
+          <w:sz w:val="18"/>
+          <w:szCs w:val="18"/>
+          <w:rtl/>
+        </w:rPr>
+        <w:t xml:space="preserve"> </w:t>
+      </w:r>
+      <w:proofErr w:type="spellStart"/>
+      <w:r>
+        <w:rPr>
+          <w:sz w:val="18"/>
+          <w:szCs w:val="18"/>
+          <w:rtl/>
+        </w:rPr>
+        <w:t>Engineering</w:t>
+      </w:r>
+      <w:proofErr w:type="spellEnd"/>
+      <w:r>
+        <w:rPr>
+          <w:sz w:val="18"/>
+          <w:szCs w:val="18"/>
+          <w:rtl/>
+        </w:rPr>
+        <w:t xml:space="preserve"> · </w:t>
+      </w:r>
+      <w:proofErr w:type="spellStart"/>
+      <w:r>
+        <w:rPr>
+          <w:sz w:val="18"/>
+          <w:szCs w:val="18"/>
+          <w:rtl/>
+        </w:rPr>
+        <w:t>By</w:t>
+      </w:r>
+      <w:proofErr w:type="spellEnd"/>
+      <w:r>
+        <w:rPr>
+          <w:sz w:val="18"/>
+          <w:szCs w:val="18"/>
+          <w:rtl/>
+        </w:rPr>
+        <w:t xml:space="preserve"> </w:t>
+      </w:r>
+      <w:proofErr w:type="spellStart"/>
+      <w:r>
+        <w:rPr>
+          <w:sz w:val="18"/>
+          <w:szCs w:val="18"/>
+          <w:rtl/>
+        </w:rPr>
+        <w:t>Shlomit</w:t>
+      </w:r>
+      <w:proofErr w:type="spellEnd"/>
+      <w:r>
+        <w:rPr>
+          <w:sz w:val="18"/>
+          <w:szCs w:val="18"/>
+          <w:rtl/>
+        </w:rPr>
+        <w:t xml:space="preserve"> </w:t>
+      </w:r>
+      <w:proofErr w:type="spellStart"/>
+      <w:r>
+        <w:rPr>
+          <w:sz w:val="18"/>
+          <w:szCs w:val="18"/>
+          <w:rtl/>
+        </w:rPr>
+        <w:t>Levavi</w:t>
+      </w:r>
+      <w:proofErr w:type="spellEnd"/>
     </w:p>
     <w:p>
       <w:pPr>
@@ -40,6 +176,7 @@
         <w:spacing w:after="120"/>
         <w:jc w:val="right"/>
       </w:pPr>
+      <w:proofErr w:type="spellStart"/>
       <w:r>
         <w:rPr>
           <w:b/>
@@ -48,8 +185,53 @@
           <w:szCs w:val="32"/>
           <w:rtl/>
         </w:rPr>
-        <w:t>The Pipeline Assignment</w:t>
-      </w:r>
+        <w:t>The</w:t>
+      </w:r>
+      <w:proofErr w:type="spellEnd"/>
+      <w:r>
+        <w:rPr>
+          <w:b/>
+          <w:bCs/>
+          <w:sz w:val="32"/>
+          <w:szCs w:val="32"/>
+          <w:rtl/>
+        </w:rPr>
+        <w:t xml:space="preserve"> </w:t>
+      </w:r>
+      <w:proofErr w:type="spellStart"/>
+      <w:r>
+        <w:rPr>
+          <w:b/>
+          <w:bCs/>
+          <w:sz w:val="32"/>
+          <w:szCs w:val="32"/>
+          <w:rtl/>
+        </w:rPr>
+        <w:t>Pipeline</w:t>
+      </w:r>
+      <w:proofErr w:type="spellEnd"/>
+      <w:r>
+        <w:rPr>
+          <w:b/>
+          <w:bCs/>
+          <w:sz w:val="32"/>
+          <w:szCs w:val="32"/>
+          <w:rtl/>
+        </w:rPr>
+        <w:t xml:space="preserve"> </w:t>
+      </w:r>
+      <w:proofErr w:type="spellStart"/>
+      <w:r>
+        <w:rPr>
+          <w:b/>
+          <w:bCs/>
+          <w:sz w:val="32"/>
+          <w:szCs w:val="32"/>
+          <w:rtl/>
+        </w:rPr>
+        <w:t>Assignment</w:t>
+      </w:r>
+      <w:proofErr w:type="spellEnd"/>
     </w:p>
     <w:p>
       <w:pPr>
@@ -63,7 +245,61 @@
           <w:szCs w:val="24"/>
           <w:rtl/>
         </w:rPr>
-        <w:t>ניקוי דאטה, בניית Pipeline, ומדידת lift מול benchmark קפוא</w:t>
+        <w:t xml:space="preserve">ניקוי דאטה, בניית </w:t>
+      </w:r>
+      <w:proofErr w:type="spellStart"/>
+      <w:r>
+        <w:rPr>
+          <w:sz w:val="24"/>
+          <w:szCs w:val="24"/>
+          <w:rtl/>
+        </w:rPr>
+        <w:t>Pipeline</w:t>
+      </w:r>
+      <w:proofErr w:type="spellEnd"/>
+      <w:r>
+        <w:rPr>
+          <w:sz w:val="24"/>
+          <w:szCs w:val="24"/>
+          <w:rtl/>
+        </w:rPr>
+        <w:t xml:space="preserve">, ומדידת </w:t>
+      </w:r>
+      <w:proofErr w:type="spellStart"/>
+      <w:r>
+        <w:rPr>
+          <w:sz w:val="24"/>
+          <w:szCs w:val="24"/>
+          <w:rtl/>
+        </w:rPr>
+        <w:t>lift</w:t>
+      </w:r>
+      <w:proofErr w:type="spellEnd"/>
+      <w:r>
+        <w:rPr>
+          <w:sz w:val="24"/>
+          <w:szCs w:val="24"/>
+          <w:rtl/>
+        </w:rPr>
+        <w:t xml:space="preserve"> מול </w:t>
+      </w:r>
+      <w:proofErr w:type="spellStart"/>
+      <w:r>
+        <w:rPr>
+          <w:sz w:val="24"/>
+          <w:szCs w:val="24"/>
+          <w:rtl/>
+        </w:rPr>
+        <w:t>benchmark</w:t>
+      </w:r>
+      <w:proofErr w:type="spellEnd"/>
+      <w:r>
+        <w:rPr>
+          <w:sz w:val="24"/>
+          <w:szCs w:val="24"/>
+          <w:rtl/>
+        </w:rPr>
+        <w:t xml:space="preserve"> קפוא</w:t>
       </w:r>
     </w:p>
     <w:p>
@@ -110,7 +346,43 @@
           <w:szCs w:val="22"/>
           <w:rtl/>
         </w:rPr>
-        <w:t>השדרה של המודול כולו היא משפט אחד: אותו מודל, דאטה טוב יותר. במפגשים 30 עד 32 ניקינו את הדאטה, בנינו Pipeline, ולמדנו ליצור ממנו סיגנל. במטלה הזאת תעשו את כל התהליך בעצמכם, מהחוסרים הגולמיים ועד מודל שנמדד מול benchmark קפוא.</w:t>
+        <w:t xml:space="preserve">השדרה של המודול כולו היא משפט אחד: אותו מודל, דאטה טוב יותר. במפגשים 30 עד 32 ניקינו את הדאטה, בנינו </w:t>
+      </w:r>
+      <w:proofErr w:type="spellStart"/>
+      <w:r>
+        <w:rPr>
+          <w:sz w:val="22"/>
+          <w:szCs w:val="22"/>
+          <w:rtl/>
+        </w:rPr>
+        <w:t>Pipeline</w:t>
+      </w:r>
+      <w:proofErr w:type="spellEnd"/>
+      <w:r>
+        <w:rPr>
+          <w:sz w:val="22"/>
+          <w:szCs w:val="22"/>
+          <w:rtl/>
+        </w:rPr>
+        <w:t xml:space="preserve">, ולמדנו ליצור ממנו סיגנל. במטלה הזאת תעשו את כל התהליך בעצמכם, מהחוסרים הגולמיים ועד מודל שנמדד מול </w:t>
+      </w:r>
+      <w:proofErr w:type="spellStart"/>
+      <w:r>
+        <w:rPr>
+          <w:sz w:val="22"/>
+          <w:szCs w:val="22"/>
+          <w:rtl/>
+        </w:rPr>
+        <w:t>benchmark</w:t>
+      </w:r>
+      <w:proofErr w:type="spellEnd"/>
+      <w:r>
+        <w:rPr>
+          <w:sz w:val="22"/>
+          <w:szCs w:val="22"/>
+          <w:rtl/>
+        </w:rPr>
+        <w:t xml:space="preserve"> קפוא.</w:t>
       </w:r>
     </w:p>
     <w:p>
@@ -125,7 +397,25 @@
           <w:szCs w:val="22"/>
           <w:rtl/>
         </w:rPr>
-        <w:t>העיקרון המנחה: אין תשובה נכונה אחת בניקוי דאטה. כל החלטה היא עסקה מנומקת. לכן מה שנמדד אינו הדיוק, אלא איכות ההנמקה שלכם. 70 אחוז מהציון על ההנמקה, לא על התוצאה. lift קטן או אפילו שלילי, עם הנמקה מצוינת, עדיף על ציון גבוה שאינכם יכולים להסביר.</w:t>
+        <w:t xml:space="preserve">העיקרון המנחה: אין תשובה נכונה אחת בניקוי דאטה. כל החלטה היא עסקה מנומקת. לכן מה שנמדד אינו הדיוק, אלא איכות ההנמקה שלכם. 70 אחוז מהציון על ההנמקה, לא על התוצאה. </w:t>
+      </w:r>
+      <w:proofErr w:type="spellStart"/>
+      <w:r>
+        <w:rPr>
+          <w:sz w:val="22"/>
+          <w:szCs w:val="22"/>
+          <w:rtl/>
+        </w:rPr>
+        <w:t>lift</w:t>
+      </w:r>
+      <w:proofErr w:type="spellEnd"/>
+      <w:r>
+        <w:rPr>
+          <w:sz w:val="22"/>
+          <w:szCs w:val="22"/>
+          <w:rtl/>
+        </w:rPr>
+        <w:t xml:space="preserve"> קטן או אפילו שלילי, עם הנמקה מצוינת, עדיף על ציון גבוה שאינכם יכולים להסביר.</w:t>
       </w:r>
     </w:p>
     <w:p>
@@ -158,7 +448,133 @@
           <w:szCs w:val="22"/>
           <w:rtl/>
         </w:rPr>
-        <w:t>● מסלול Olist marketplace. בנו Pipeline מלא על טבלאות Olist הגולמיות, מהחוסרים ועד המודל, ומדדו את ה-lift מול ה-benchmark הקפוא שיצרתם בהרצת מחברת ה-benchmark.</w:t>
+        <w:t xml:space="preserve">● מסלול </w:t>
+      </w:r>
+      <w:proofErr w:type="spellStart"/>
+      <w:r>
+        <w:rPr>
+          <w:sz w:val="22"/>
+          <w:szCs w:val="22"/>
+          <w:rtl/>
+        </w:rPr>
+        <w:t>Olist</w:t>
+      </w:r>
+      <w:proofErr w:type="spellEnd"/>
+      <w:r>
+        <w:rPr>
+          <w:sz w:val="22"/>
+          <w:szCs w:val="22"/>
+          <w:rtl/>
+        </w:rPr>
+        <w:t xml:space="preserve"> </w:t>
+      </w:r>
+      <w:proofErr w:type="spellStart"/>
+      <w:r>
+        <w:rPr>
+          <w:sz w:val="22"/>
+          <w:szCs w:val="22"/>
+          <w:rtl/>
+        </w:rPr>
+        <w:t>marketplace</w:t>
+      </w:r>
+      <w:proofErr w:type="spellEnd"/>
+      <w:r>
+        <w:rPr>
+          <w:sz w:val="22"/>
+          <w:szCs w:val="22"/>
+          <w:rtl/>
+        </w:rPr>
+        <w:t xml:space="preserve">. בנו </w:t>
+      </w:r>
+      <w:proofErr w:type="spellStart"/>
+      <w:r>
+        <w:rPr>
+          <w:sz w:val="22"/>
+          <w:szCs w:val="22"/>
+          <w:rtl/>
+        </w:rPr>
+        <w:t>Pipeline</w:t>
+      </w:r>
+      <w:proofErr w:type="spellEnd"/>
+      <w:r>
+        <w:rPr>
+          <w:sz w:val="22"/>
+          <w:szCs w:val="22"/>
+          <w:rtl/>
+        </w:rPr>
+        <w:t xml:space="preserve"> מלא על טבלאות </w:t>
+      </w:r>
+      <w:proofErr w:type="spellStart"/>
+      <w:r>
+        <w:rPr>
+          <w:sz w:val="22"/>
+          <w:szCs w:val="22"/>
+          <w:rtl/>
+        </w:rPr>
+        <w:t>Olist</w:t>
+      </w:r>
+      <w:proofErr w:type="spellEnd"/>
+      <w:r>
+        <w:rPr>
+          <w:sz w:val="22"/>
+          <w:szCs w:val="22"/>
+          <w:rtl/>
+        </w:rPr>
+        <w:t xml:space="preserve"> הגולמיות, מהחוסרים ועד המודל, ומדדו את ה-</w:t>
+      </w:r>
+      <w:proofErr w:type="spellStart"/>
+      <w:r>
+        <w:rPr>
+          <w:sz w:val="22"/>
+          <w:szCs w:val="22"/>
+          <w:rtl/>
+        </w:rPr>
+        <w:t>lift</w:t>
+      </w:r>
+      <w:proofErr w:type="spellEnd"/>
+      <w:r>
+        <w:rPr>
+          <w:sz w:val="22"/>
+          <w:szCs w:val="22"/>
+          <w:rtl/>
+        </w:rPr>
+        <w:t xml:space="preserve"> מול ה-</w:t>
+      </w:r>
+      <w:proofErr w:type="spellStart"/>
+      <w:r>
+        <w:rPr>
+          <w:sz w:val="22"/>
+          <w:szCs w:val="22"/>
+          <w:rtl/>
+        </w:rPr>
+        <w:t>benchmark</w:t>
+      </w:r>
+      <w:proofErr w:type="spellEnd"/>
+      <w:r>
+        <w:rPr>
+          <w:sz w:val="22"/>
+          <w:szCs w:val="22"/>
+          <w:rtl/>
+        </w:rPr>
+        <w:t xml:space="preserve"> הקפוא שיצרתם בהרצת מחברת ה-</w:t>
+      </w:r>
+      <w:proofErr w:type="spellStart"/>
+      <w:r>
+        <w:rPr>
+          <w:sz w:val="22"/>
+          <w:szCs w:val="22"/>
+          <w:rtl/>
+        </w:rPr>
+        <w:t>benchmark</w:t>
+      </w:r>
+      <w:proofErr w:type="spellEnd"/>
+      <w:r>
+        <w:rPr>
+          <w:sz w:val="22"/>
+          <w:szCs w:val="22"/>
+          <w:rtl/>
+        </w:rPr>
+        <w:t>.</w:t>
       </w:r>
     </w:p>
     <w:p>
@@ -174,7 +590,79 @@
           <w:szCs w:val="22"/>
           <w:rtl/>
         </w:rPr>
-        <w:t>● מסלול הדאטה שלכם. אותו תהליך בדיוק על הדאטה של פרויקט הגמר. כאן אין benchmark חיצוני, ולכן תבנו קודם baseline מינימלי משלכם, תנעלו את הציון שלו, ותמדדו מולו את ה-lift של ה-Pipeline המנוקה. הכנה כפולה: גם ציון, גם התקדמות בפרויקט.</w:t>
+        <w:t xml:space="preserve">● מסלול הדאטה שלכם. אותו תהליך בדיוק על הדאטה של פרויקט הגמר. כאן אין </w:t>
+      </w:r>
+      <w:proofErr w:type="spellStart"/>
+      <w:r>
+        <w:rPr>
+          <w:sz w:val="22"/>
+          <w:szCs w:val="22"/>
+          <w:rtl/>
+        </w:rPr>
+        <w:t>benchmark</w:t>
+      </w:r>
+      <w:proofErr w:type="spellEnd"/>
+      <w:r>
+        <w:rPr>
+          <w:sz w:val="22"/>
+          <w:szCs w:val="22"/>
+          <w:rtl/>
+        </w:rPr>
+        <w:t xml:space="preserve"> חיצוני, ולכן תבנו קודם </w:t>
+      </w:r>
+      <w:proofErr w:type="spellStart"/>
+      <w:r>
+        <w:rPr>
+          <w:sz w:val="22"/>
+          <w:szCs w:val="22"/>
+          <w:rtl/>
+        </w:rPr>
+        <w:t>baseline</w:t>
+      </w:r>
+      <w:proofErr w:type="spellEnd"/>
+      <w:r>
+        <w:rPr>
+          <w:sz w:val="22"/>
+          <w:szCs w:val="22"/>
+          <w:rtl/>
+        </w:rPr>
+        <w:t xml:space="preserve"> מינימלי משלכם, תנעלו את הציון שלו, ותמדדו מולו את ה-</w:t>
+      </w:r>
+      <w:proofErr w:type="spellStart"/>
+      <w:r>
+        <w:rPr>
+          <w:sz w:val="22"/>
+          <w:szCs w:val="22"/>
+          <w:rtl/>
+        </w:rPr>
+        <w:t>lift</w:t>
+      </w:r>
+      <w:proofErr w:type="spellEnd"/>
+      <w:r>
+        <w:rPr>
+          <w:sz w:val="22"/>
+          <w:szCs w:val="22"/>
+          <w:rtl/>
+        </w:rPr>
+        <w:t xml:space="preserve"> של ה-</w:t>
+      </w:r>
+      <w:proofErr w:type="spellStart"/>
+      <w:r>
+        <w:rPr>
+          <w:sz w:val="22"/>
+          <w:szCs w:val="22"/>
+          <w:rtl/>
+        </w:rPr>
+        <w:t>Pipeline</w:t>
+      </w:r>
+      <w:proofErr w:type="spellEnd"/>
+      <w:r>
+        <w:rPr>
+          <w:sz w:val="22"/>
+          <w:szCs w:val="22"/>
+          <w:rtl/>
+        </w:rPr>
+        <w:t xml:space="preserve"> המנוקה. הכנה כפולה: גם ציון, גם התקדמות בפרויקט.</w:t>
       </w:r>
     </w:p>
     <w:p>
@@ -207,7 +695,61 @@
           <w:szCs w:val="22"/>
           <w:rtl/>
         </w:rPr>
-        <w:t>● מחברת עבודה (ipynb) שרצה מקצה לקצה בלי שגיאות, ובה ה-Pipeline המלא וההשוואה ל-benchmark.</w:t>
+        <w:t>● מחברת עבודה (</w:t>
+      </w:r>
+      <w:proofErr w:type="spellStart"/>
+      <w:r>
+        <w:rPr>
+          <w:sz w:val="22"/>
+          <w:szCs w:val="22"/>
+          <w:rtl/>
+        </w:rPr>
+        <w:t>ipynb</w:t>
+      </w:r>
+      <w:proofErr w:type="spellEnd"/>
+      <w:r>
+        <w:rPr>
+          <w:sz w:val="22"/>
+          <w:szCs w:val="22"/>
+          <w:rtl/>
+        </w:rPr>
+        <w:t>) שרצה מקצה לקצה בלי שגיאות, ובה ה-</w:t>
+      </w:r>
+      <w:proofErr w:type="spellStart"/>
+      <w:r>
+        <w:rPr>
+          <w:sz w:val="22"/>
+          <w:szCs w:val="22"/>
+          <w:rtl/>
+        </w:rPr>
+        <w:t>Pipeline</w:t>
+      </w:r>
+      <w:proofErr w:type="spellEnd"/>
+      <w:r>
+        <w:rPr>
+          <w:sz w:val="22"/>
+          <w:szCs w:val="22"/>
+          <w:rtl/>
+        </w:rPr>
+        <w:t xml:space="preserve"> המלא וההשוואה ל-</w:t>
+      </w:r>
+      <w:proofErr w:type="spellStart"/>
+      <w:r>
+        <w:rPr>
+          <w:sz w:val="22"/>
+          <w:szCs w:val="22"/>
+          <w:rtl/>
+        </w:rPr>
+        <w:t>benchmark</w:t>
+      </w:r>
+      <w:proofErr w:type="spellEnd"/>
+      <w:r>
+        <w:rPr>
+          <w:sz w:val="22"/>
+          <w:szCs w:val="22"/>
+          <w:rtl/>
+        </w:rPr>
+        <w:t>.</w:t>
       </w:r>
     </w:p>
     <w:p>
@@ -223,7 +765,25 @@
           <w:szCs w:val="22"/>
           <w:rtl/>
         </w:rPr>
-        <w:t>● מסמך זה, כשהחלק השני שלו (תבנית ההנמקה) מלא במלואו, בקובץ PDF או Word.</w:t>
+        <w:t xml:space="preserve">● מסמך זה, כשהחלק השני שלו (תבנית ההנמקה) מלא במלואו, בקובץ PDF או </w:t>
+      </w:r>
+      <w:proofErr w:type="spellStart"/>
+      <w:r>
+        <w:rPr>
+          <w:sz w:val="22"/>
+          <w:szCs w:val="22"/>
+          <w:rtl/>
+        </w:rPr>
+        <w:t>Word</w:t>
+      </w:r>
+      <w:proofErr w:type="spellEnd"/>
+      <w:r>
+        <w:rPr>
+          <w:sz w:val="22"/>
+          <w:szCs w:val="22"/>
+          <w:rtl/>
+        </w:rPr>
+        <w:t>.</w:t>
       </w:r>
     </w:p>
     <w:p>
@@ -240,7 +800,29 @@
           <w:szCs w:val="26"/>
           <w:rtl/>
         </w:rPr>
-        <w:t>שלבי ה-Pipeline שחובה לטפל בהם</w:t>
+        <w:t>שלבי ה-</w:t>
+      </w:r>
+      <w:proofErr w:type="spellStart"/>
+      <w:r>
+        <w:rPr>
+          <w:b/>
+          <w:bCs/>
+          <w:sz w:val="26"/>
+          <w:szCs w:val="26"/>
+          <w:rtl/>
+        </w:rPr>
+        <w:t>Pipeline</w:t>
+      </w:r>
+      <w:proofErr w:type="spellEnd"/>
+      <w:r>
+        <w:rPr>
+          <w:b/>
+          <w:bCs/>
+          <w:sz w:val="26"/>
+          <w:szCs w:val="26"/>
+          <w:rtl/>
+        </w:rPr>
+        <w:t xml:space="preserve"> שחובה לטפל בהם</w:t>
       </w:r>
     </w:p>
     <w:p>
@@ -255,7 +837,25 @@
           <w:szCs w:val="22"/>
           <w:rtl/>
         </w:rPr>
-        <w:t>לכל שלב, קבלו החלטה, יישמו אותה בתוך ה-Pipeline, ונמקו בתבנית שבחלק השני:</w:t>
+        <w:t>לכל שלב, קבלו החלטה, יישמו אותה בתוך ה-</w:t>
+      </w:r>
+      <w:proofErr w:type="spellStart"/>
+      <w:r>
+        <w:rPr>
+          <w:sz w:val="22"/>
+          <w:szCs w:val="22"/>
+          <w:rtl/>
+        </w:rPr>
+        <w:t>Pipeline</w:t>
+      </w:r>
+      <w:proofErr w:type="spellEnd"/>
+      <w:r>
+        <w:rPr>
+          <w:sz w:val="22"/>
+          <w:szCs w:val="22"/>
+          <w:rtl/>
+        </w:rPr>
+        <w:t>, ונמקו בתבנית שבחלק השני:</w:t>
       </w:r>
     </w:p>
     <w:p>
@@ -271,7 +871,43 @@
           <w:szCs w:val="22"/>
           <w:rtl/>
         </w:rPr>
-        <w:t>● ערכים חסרים: פרופיילינג, סיווג המנגנון (MCAR / MAR / MNAR), ואסטרטגיית אימפוטציה.</w:t>
+        <w:t xml:space="preserve">● ערכים חסרים: </w:t>
+      </w:r>
+      <w:proofErr w:type="spellStart"/>
+      <w:r>
+        <w:rPr>
+          <w:sz w:val="22"/>
+          <w:szCs w:val="22"/>
+          <w:rtl/>
+        </w:rPr>
+        <w:t>פרופיילינג</w:t>
+      </w:r>
+      <w:proofErr w:type="spellEnd"/>
+      <w:r>
+        <w:rPr>
+          <w:sz w:val="22"/>
+          <w:szCs w:val="22"/>
+          <w:rtl/>
+        </w:rPr>
+        <w:t xml:space="preserve">, סיווג המנגנון (MCAR / MAR / MNAR), ואסטרטגיית </w:t>
+      </w:r>
+      <w:proofErr w:type="spellStart"/>
+      <w:r>
+        <w:rPr>
+          <w:sz w:val="22"/>
+          <w:szCs w:val="22"/>
+          <w:rtl/>
+        </w:rPr>
+        <w:t>אימפוטציה</w:t>
+      </w:r>
+      <w:proofErr w:type="spellEnd"/>
+      <w:r>
+        <w:rPr>
+          <w:sz w:val="22"/>
+          <w:szCs w:val="22"/>
+          <w:rtl/>
+        </w:rPr>
+        <w:t>.</w:t>
       </w:r>
     </w:p>
     <w:p>
@@ -287,7 +923,25 @@
           <w:szCs w:val="22"/>
           <w:rtl/>
         </w:rPr>
-        <w:t>● חריגים: זיהוי (IQR, Z-score, או רב-ממדי), והחלטה מנומקת, סטטיסטית ועסקית.</w:t>
+        <w:t>● חריגים: זיהוי (IQR, Z-</w:t>
+      </w:r>
+      <w:proofErr w:type="spellStart"/>
+      <w:r>
+        <w:rPr>
+          <w:sz w:val="22"/>
+          <w:szCs w:val="22"/>
+          <w:rtl/>
+        </w:rPr>
+        <w:t>score</w:t>
+      </w:r>
+      <w:proofErr w:type="spellEnd"/>
+      <w:r>
+        <w:rPr>
+          <w:sz w:val="22"/>
+          <w:szCs w:val="22"/>
+          <w:rtl/>
+        </w:rPr>
+        <w:t>, או רב-ממדי), והחלטה מנומקת, סטטיסטית ועסקית.</w:t>
       </w:r>
     </w:p>
     <w:p>
@@ -303,7 +957,43 @@
           <w:szCs w:val="22"/>
           <w:rtl/>
         </w:rPr>
-        <w:t>● סקיילינג ו-encoding: בהתאם למודל שבחרתם, ולקרדינליות של הקטגוריות.</w:t>
+        <w:t xml:space="preserve">● </w:t>
+      </w:r>
+      <w:proofErr w:type="spellStart"/>
+      <w:r>
+        <w:rPr>
+          <w:sz w:val="22"/>
+          <w:szCs w:val="22"/>
+          <w:rtl/>
+        </w:rPr>
+        <w:t>סקיילינג</w:t>
+      </w:r>
+      <w:proofErr w:type="spellEnd"/>
+      <w:r>
+        <w:rPr>
+          <w:sz w:val="22"/>
+          <w:szCs w:val="22"/>
+          <w:rtl/>
+        </w:rPr>
+        <w:t xml:space="preserve"> ו-</w:t>
+      </w:r>
+      <w:proofErr w:type="spellStart"/>
+      <w:r>
+        <w:rPr>
+          <w:sz w:val="22"/>
+          <w:szCs w:val="22"/>
+          <w:rtl/>
+        </w:rPr>
+        <w:t>encoding</w:t>
+      </w:r>
+      <w:proofErr w:type="spellEnd"/>
+      <w:r>
+        <w:rPr>
+          <w:sz w:val="22"/>
+          <w:szCs w:val="22"/>
+          <w:rtl/>
+        </w:rPr>
+        <w:t>: בהתאם למודל שבחרתם, ולקרדינליות של הקטגוריות.</w:t>
       </w:r>
     </w:p>
     <w:p>
@@ -319,7 +1009,43 @@
           <w:szCs w:val="22"/>
           <w:rtl/>
         </w:rPr>
-        <w:t>● חוסר איזון ובחירת מטריקה: המחלקה הנדירה (כאחת מכל שש ביקורות) היא זו שחשובה. accuracy אינה המטריקה הנכונה, הסבירו למה.</w:t>
+        <w:t xml:space="preserve">● חוסר איזון ובחירת מטריקה: המחלקה הנדירה (כאחת מכל שש ביקורות) היא זו שחשובה. </w:t>
+      </w:r>
+      <w:proofErr w:type="spellStart"/>
+      <w:r>
+        <w:rPr>
+          <w:sz w:val="22"/>
+          <w:szCs w:val="22"/>
+          <w:rtl/>
+        </w:rPr>
+        <w:t>accuracy</w:t>
+      </w:r>
+      <w:proofErr w:type="spellEnd"/>
+      <w:r>
+        <w:rPr>
+          <w:sz w:val="22"/>
+          <w:szCs w:val="22"/>
+          <w:rtl/>
+        </w:rPr>
+        <w:t xml:space="preserve"> אינה </w:t>
+      </w:r>
+      <w:proofErr w:type="spellStart"/>
+      <w:r>
+        <w:rPr>
+          <w:sz w:val="22"/>
+          <w:szCs w:val="22"/>
+          <w:rtl/>
+        </w:rPr>
+        <w:t>המטריקה</w:t>
+      </w:r>
+      <w:proofErr w:type="spellEnd"/>
+      <w:r>
+        <w:rPr>
+          <w:sz w:val="22"/>
+          <w:szCs w:val="22"/>
+          <w:rtl/>
+        </w:rPr>
+        <w:t xml:space="preserve"> הנכונה, הסבירו למה.</w:t>
       </w:r>
     </w:p>
     <w:p>
@@ -335,7 +1061,97 @@
           <w:szCs w:val="22"/>
           <w:rtl/>
         </w:rPr>
-        <w:t>● מניעת leakage: כל שלב שלומד מהדאטה חייב לחיות בתוך ה-Pipeline, ולעשות fit על train בלבד.</w:t>
+        <w:t xml:space="preserve">● מניעת </w:t>
+      </w:r>
+      <w:proofErr w:type="spellStart"/>
+      <w:r>
+        <w:rPr>
+          <w:sz w:val="22"/>
+          <w:szCs w:val="22"/>
+          <w:rtl/>
+        </w:rPr>
+        <w:t>leakage</w:t>
+      </w:r>
+      <w:proofErr w:type="spellEnd"/>
+      <w:r>
+        <w:rPr>
+          <w:sz w:val="22"/>
+          <w:szCs w:val="22"/>
+          <w:rtl/>
+        </w:rPr>
+        <w:t xml:space="preserve">: כל שלב שלומד </w:t>
+      </w:r>
+      <w:proofErr w:type="spellStart"/>
+      <w:r>
+        <w:rPr>
+          <w:sz w:val="22"/>
+          <w:szCs w:val="22"/>
+          <w:rtl/>
+        </w:rPr>
+        <w:t>מהדאטה</w:t>
+      </w:r>
+      <w:proofErr w:type="spellEnd"/>
+      <w:r>
+        <w:rPr>
+          <w:sz w:val="22"/>
+          <w:szCs w:val="22"/>
+          <w:rtl/>
+        </w:rPr>
+        <w:t xml:space="preserve"> חייב לחיות בתוך ה-</w:t>
+      </w:r>
+      <w:proofErr w:type="spellStart"/>
+      <w:r>
+        <w:rPr>
+          <w:sz w:val="22"/>
+          <w:szCs w:val="22"/>
+          <w:rtl/>
+        </w:rPr>
+        <w:t>Pipeline</w:t>
+      </w:r>
+      <w:proofErr w:type="spellEnd"/>
+      <w:r>
+        <w:rPr>
+          <w:sz w:val="22"/>
+          <w:szCs w:val="22"/>
+          <w:rtl/>
+        </w:rPr>
+        <w:t xml:space="preserve">, ולעשות </w:t>
+      </w:r>
+      <w:proofErr w:type="spellStart"/>
+      <w:r>
+        <w:rPr>
+          <w:sz w:val="22"/>
+          <w:szCs w:val="22"/>
+          <w:rtl/>
+        </w:rPr>
+        <w:t>fit</w:t>
+      </w:r>
+      <w:proofErr w:type="spellEnd"/>
+      <w:r>
+        <w:rPr>
+          <w:sz w:val="22"/>
+          <w:szCs w:val="22"/>
+          <w:rtl/>
+        </w:rPr>
+        <w:t xml:space="preserve"> על </w:t>
+      </w:r>
+      <w:proofErr w:type="spellStart"/>
+      <w:r>
+        <w:rPr>
+          <w:sz w:val="22"/>
+          <w:szCs w:val="22"/>
+          <w:rtl/>
+        </w:rPr>
+        <w:t>train</w:t>
+      </w:r>
+      <w:proofErr w:type="spellEnd"/>
+      <w:r>
+        <w:rPr>
+          <w:sz w:val="22"/>
+          <w:szCs w:val="22"/>
+          <w:rtl/>
+        </w:rPr>
+        <w:t xml:space="preserve"> בלבד.</w:t>
       </w:r>
     </w:p>
     <w:p>
@@ -352,60 +1168,9 @@
           <w:szCs w:val="26"/>
           <w:rtl/>
         </w:rPr>
-        <w:t>ה-benchmark הקפוא, ואיך משתמשים בו</w:t>
-      </w:r>
-    </w:p>
-    <w:p>
-      <w:pPr>
-        <w:bidi/>
-        <w:spacing w:after="120"/>
-        <w:jc w:val="right"/>
-      </w:pPr>
-      <w:r>
-        <w:rPr>
-          <w:sz w:val="22"/>
-          <w:szCs w:val="22"/>
-          <w:rtl/>
-        </w:rPr>
-        <w:t>קודם הריצו את מחברת ה-benchmark שקיבלתם. היא כותבת קובץ module4_benchmark.json ל-Drive שלכם, ובו הציון הקפוא והמפרט המלא. מחברת העבודה טוענת את המספר הזה, ומודדת מולו את ה-lift שלכם.</w:t>
-      </w:r>
-    </w:p>
-    <w:p>
-      <w:pPr>
-        <w:bidi/>
-        <w:spacing w:after="120"/>
-        <w:jc w:val="right"/>
-      </w:pPr>
-      <w:r>
-        <w:rPr>
-          <w:sz w:val="22"/>
-          <w:szCs w:val="22"/>
-          <w:rtl/>
-        </w:rPr>
-        <w:t>הכלל להשוואה תקפה: אותו מודל, אותו cv, אותו זרע, אותה מטריקה, ואותו סדר שורות. משנים רק את הפיצ'רים ואת הניקוי. כל שינוי אחר, וה-lift אינו כן.</w:t>
-      </w:r>
-    </w:p>
-    <w:p>
-      <w:pPr>
-        <w:bidi/>
-        <w:spacing w:after="120"/>
-        <w:jc w:val="right"/>
-      </w:pPr>
-      <w:r>
-        <w:rPr>
-          <w:sz w:val="22"/>
-          <w:szCs w:val="22"/>
-          <w:rtl/>
-        </w:rPr>
-        <w:t>הערה חשובה: המשימה חלשת-סיגנל בכוונה. ה-lift הצפוי קטן, ולפעמים שלילי. זה בסדר גמור, ואף מלמד. דווחו את המספר האמיתי שלכם, ונמקו מה הוא מספר לכם. רדיפה עיוורת אחרי ציון גבוה היא בדיוק מה שה-rubric בא למנוע.</w:t>
-      </w:r>
-    </w:p>
-    <w:p>
-      <w:pPr>
-        <w:bidi/>
-        <w:spacing w:before="120" w:after="120"/>
-        <w:jc w:val="right"/>
-      </w:pPr>
+        <w:t>ה-</w:t>
+      </w:r>
+      <w:proofErr w:type="spellStart"/>
       <w:r>
         <w:rPr>
           <w:b/>
@@ -414,6 +1179,205 @@
           <w:szCs w:val="26"/>
           <w:rtl/>
         </w:rPr>
+        <w:t>benchmark</w:t>
+      </w:r>
+      <w:proofErr w:type="spellEnd"/>
+      <w:r>
+        <w:rPr>
+          <w:b/>
+          <w:bCs/>
+          <w:sz w:val="26"/>
+          <w:szCs w:val="26"/>
+          <w:rtl/>
+        </w:rPr>
+        <w:t xml:space="preserve"> הקפוא, ואיך משתמשים בו</w:t>
+      </w:r>
+    </w:p>
+    <w:p>
+      <w:pPr>
+        <w:bidi/>
+        <w:spacing w:after="120"/>
+        <w:jc w:val="right"/>
+      </w:pPr>
+      <w:r>
+        <w:rPr>
+          <w:sz w:val="22"/>
+          <w:szCs w:val="22"/>
+          <w:rtl/>
+        </w:rPr>
+        <w:t>קודם הריצו את מחברת ה-</w:t>
+      </w:r>
+      <w:proofErr w:type="spellStart"/>
+      <w:r>
+        <w:rPr>
+          <w:sz w:val="22"/>
+          <w:szCs w:val="22"/>
+          <w:rtl/>
+        </w:rPr>
+        <w:t>benchmark</w:t>
+      </w:r>
+      <w:proofErr w:type="spellEnd"/>
+      <w:r>
+        <w:rPr>
+          <w:sz w:val="22"/>
+          <w:szCs w:val="22"/>
+          <w:rtl/>
+        </w:rPr>
+        <w:t xml:space="preserve"> שקיבלתם. היא כותבת קובץ module4_benchmark.json ל-</w:t>
+      </w:r>
+      <w:proofErr w:type="spellStart"/>
+      <w:r>
+        <w:rPr>
+          <w:sz w:val="22"/>
+          <w:szCs w:val="22"/>
+          <w:rtl/>
+        </w:rPr>
+        <w:t>Drive</w:t>
+      </w:r>
+      <w:proofErr w:type="spellEnd"/>
+      <w:r>
+        <w:rPr>
+          <w:sz w:val="22"/>
+          <w:szCs w:val="22"/>
+          <w:rtl/>
+        </w:rPr>
+        <w:t xml:space="preserve"> שלכם, ובו הציון הקפוא והמפרט המלא. מחברת העבודה טוענת את המספר הזה, ומודדת מולו את ה-</w:t>
+      </w:r>
+      <w:proofErr w:type="spellStart"/>
+      <w:r>
+        <w:rPr>
+          <w:sz w:val="22"/>
+          <w:szCs w:val="22"/>
+          <w:rtl/>
+        </w:rPr>
+        <w:t>lift</w:t>
+      </w:r>
+      <w:proofErr w:type="spellEnd"/>
+      <w:r>
+        <w:rPr>
+          <w:sz w:val="22"/>
+          <w:szCs w:val="22"/>
+          <w:rtl/>
+        </w:rPr>
+        <w:t xml:space="preserve"> שלכם.</w:t>
+      </w:r>
+    </w:p>
+    <w:p>
+      <w:pPr>
+        <w:bidi/>
+        <w:spacing w:after="120"/>
+        <w:jc w:val="right"/>
+      </w:pPr>
+      <w:r>
+        <w:rPr>
+          <w:sz w:val="22"/>
+          <w:szCs w:val="22"/>
+          <w:rtl/>
+        </w:rPr>
+        <w:t xml:space="preserve">הכלל להשוואה תקפה: אותו מודל, אותו </w:t>
+      </w:r>
+      <w:proofErr w:type="spellStart"/>
+      <w:r>
+        <w:rPr>
+          <w:sz w:val="22"/>
+          <w:szCs w:val="22"/>
+          <w:rtl/>
+        </w:rPr>
+        <w:t>cv</w:t>
+      </w:r>
+      <w:proofErr w:type="spellEnd"/>
+      <w:r>
+        <w:rPr>
+          <w:sz w:val="22"/>
+          <w:szCs w:val="22"/>
+          <w:rtl/>
+        </w:rPr>
+        <w:t xml:space="preserve">, אותו זרע, אותה מטריקה, ואותו סדר שורות. משנים רק את הפיצ'רים ואת הניקוי. כל שינוי אחר, </w:t>
+      </w:r>
+      <w:proofErr w:type="spellStart"/>
+      <w:r>
+        <w:rPr>
+          <w:sz w:val="22"/>
+          <w:szCs w:val="22"/>
+          <w:rtl/>
+        </w:rPr>
+        <w:t>וה-lift</w:t>
+      </w:r>
+      <w:proofErr w:type="spellEnd"/>
+      <w:r>
+        <w:rPr>
+          <w:sz w:val="22"/>
+          <w:szCs w:val="22"/>
+          <w:rtl/>
+        </w:rPr>
+        <w:t xml:space="preserve"> אינו כן.</w:t>
+      </w:r>
+    </w:p>
+    <w:p>
+      <w:pPr>
+        <w:bidi/>
+        <w:spacing w:after="120"/>
+        <w:jc w:val="right"/>
+      </w:pPr>
+      <w:r>
+        <w:rPr>
+          <w:sz w:val="22"/>
+          <w:szCs w:val="22"/>
+          <w:rtl/>
+        </w:rPr>
+        <w:t>הערה חשובה: המשימה חלשת-סיגנל בכוונה. ה-</w:t>
+      </w:r>
+      <w:proofErr w:type="spellStart"/>
+      <w:r>
+        <w:rPr>
+          <w:sz w:val="22"/>
+          <w:szCs w:val="22"/>
+          <w:rtl/>
+        </w:rPr>
+        <w:t>lift</w:t>
+      </w:r>
+      <w:proofErr w:type="spellEnd"/>
+      <w:r>
+        <w:rPr>
+          <w:sz w:val="22"/>
+          <w:szCs w:val="22"/>
+          <w:rtl/>
+        </w:rPr>
+        <w:t xml:space="preserve"> הצפוי קטן, ולפעמים שלילי. זה בסדר גמור, ואף מלמד. דווחו את המספר האמיתי שלכם, ונמקו מה הוא מספר לכם. רדיפה עיוורת אחרי ציון גבוה היא בדיוק מה שה-</w:t>
+      </w:r>
+      <w:proofErr w:type="spellStart"/>
+      <w:r>
+        <w:rPr>
+          <w:sz w:val="22"/>
+          <w:szCs w:val="22"/>
+          <w:rtl/>
+        </w:rPr>
+        <w:t>rubric</w:t>
+      </w:r>
+      <w:proofErr w:type="spellEnd"/>
+      <w:r>
+        <w:rPr>
+          <w:sz w:val="22"/>
+          <w:szCs w:val="22"/>
+          <w:rtl/>
+        </w:rPr>
+        <w:t xml:space="preserve"> בא למנוע.</w:t>
+      </w:r>
+    </w:p>
+    <w:p>
+      <w:pPr>
+        <w:bidi/>
+        <w:spacing w:before="120" w:after="120"/>
+        <w:jc w:val="right"/>
+      </w:pPr>
+      <w:r>
+        <w:rPr>
+          <w:b/>
+          <w:bCs/>
+          <w:sz w:val="26"/>
+          <w:szCs w:val="26"/>
+          <w:rtl/>
+        </w:rPr>
         <w:t>הוראות הגשה</w:t>
       </w:r>
     </w:p>
@@ -446,7 +1410,43 @@
           <w:szCs w:val="22"/>
           <w:rtl/>
         </w:rPr>
-        <w:t>● שני קבצים: מחברת העבודה (ipynb), ומסמך ההנמקה המלא (PDF או Word).</w:t>
+        <w:t>● שני קבצים: מחברת העבודה (</w:t>
+      </w:r>
+      <w:proofErr w:type="spellStart"/>
+      <w:r>
+        <w:rPr>
+          <w:sz w:val="22"/>
+          <w:szCs w:val="22"/>
+          <w:rtl/>
+        </w:rPr>
+        <w:t>ipynb</w:t>
+      </w:r>
+      <w:proofErr w:type="spellEnd"/>
+      <w:r>
+        <w:rPr>
+          <w:sz w:val="22"/>
+          <w:szCs w:val="22"/>
+          <w:rtl/>
+        </w:rPr>
+        <w:t xml:space="preserve">), ומסמך ההנמקה המלא (PDF או </w:t>
+      </w:r>
+      <w:proofErr w:type="spellStart"/>
+      <w:r>
+        <w:rPr>
+          <w:sz w:val="22"/>
+          <w:szCs w:val="22"/>
+          <w:rtl/>
+        </w:rPr>
+        <w:t>Word</w:t>
+      </w:r>
+      <w:proofErr w:type="spellEnd"/>
+      <w:r>
+        <w:rPr>
+          <w:sz w:val="22"/>
+          <w:szCs w:val="22"/>
+          <w:rtl/>
+        </w:rPr>
+        <w:t>).</w:t>
       </w:r>
     </w:p>
     <w:p>
@@ -499,7 +1499,43 @@
           <w:szCs w:val="22"/>
           <w:rtl/>
         </w:rPr>
-        <w:t>מלאו טבלה לכל החלטה. תשובה של שורה אחת אינה מספיקה, ה-למה הוא מה שנבדק. גבו כל החלטה בראיה מספרית מ-cross-validation.</w:t>
+        <w:t>מלאו טבלה לכל החלטה. תשובה של שורה אחת אינה מספיקה, ה-למה הוא מה שנבדק. גבו כל החלטה בראיה מספרית מ-</w:t>
+      </w:r>
+      <w:proofErr w:type="spellStart"/>
+      <w:r>
+        <w:rPr>
+          <w:sz w:val="22"/>
+          <w:szCs w:val="22"/>
+          <w:rtl/>
+        </w:rPr>
+        <w:t>cross</w:t>
+      </w:r>
+      <w:proofErr w:type="spellEnd"/>
+      <w:r>
+        <w:rPr>
+          <w:sz w:val="22"/>
+          <w:szCs w:val="22"/>
+          <w:rtl/>
+        </w:rPr>
+        <w:t>-</w:t>
+      </w:r>
+      <w:proofErr w:type="spellStart"/>
+      <w:r>
+        <w:rPr>
+          <w:sz w:val="22"/>
+          <w:szCs w:val="22"/>
+          <w:rtl/>
+        </w:rPr>
+        <w:t>validation</w:t>
+      </w:r>
+      <w:proofErr w:type="spellEnd"/>
+      <w:r>
+        <w:rPr>
+          <w:sz w:val="22"/>
+          <w:szCs w:val="22"/>
+          <w:rtl/>
+        </w:rPr>
+        <w:t>.</w:t>
       </w:r>
     </w:p>
     <w:p>
@@ -542,12 +1578,6 @@
         <w:gridCol w:w="6000"/>
       </w:tblGrid>
       <w:tr>
-        <w:tblPrEx>
-          <w:tblCellMar>
-            <w:top w:w="0" w:type="dxa"/>
-            <w:bottom w:w="0" w:type="dxa"/>
-          </w:tblCellMar>
-        </w:tblPrEx>
         <w:tc>
           <w:tcPr>
             <w:tcW w:w="3200" w:type="dxa"/>
@@ -603,7 +1633,55 @@
               <w:spacing w:after="60"/>
             </w:pPr>
             <w:r>
-              <w:t>Profiled missingness on model_df. Found 4 physical-dimension columns (product_weight_g, product_length_cm, product_height_cm, product_width_cm) with 1 missing value each, all located in a single row. Applied median imputation via SimpleImputer(strategy="median") inside the Pipeline.</w:t>
+              <w:t xml:space="preserve">Profiled missingness on </w:t>
+            </w:r>
+            <w:proofErr w:type="spellStart"/>
+            <w:r>
+              <w:t>model_df</w:t>
+            </w:r>
+            <w:proofErr w:type="spellEnd"/>
+            <w:r>
+              <w:t>. Found 4 physical-dimension columns (</w:t>
+            </w:r>
+            <w:proofErr w:type="spellStart"/>
+            <w:r>
+              <w:t>product_weight_g</w:t>
+            </w:r>
+            <w:proofErr w:type="spellEnd"/>
+            <w:r>
+              <w:t xml:space="preserve">, </w:t>
+            </w:r>
+            <w:proofErr w:type="spellStart"/>
+            <w:r>
+              <w:t>product_length_cm</w:t>
+            </w:r>
+            <w:proofErr w:type="spellEnd"/>
+            <w:r>
+              <w:t xml:space="preserve">, </w:t>
+            </w:r>
+            <w:proofErr w:type="spellStart"/>
+            <w:r>
+              <w:t>product_height_cm</w:t>
+            </w:r>
+            <w:proofErr w:type="spellEnd"/>
+            <w:r>
+              <w:t xml:space="preserve">, </w:t>
+            </w:r>
+            <w:proofErr w:type="spellStart"/>
+            <w:r>
+              <w:t>product_width_cm</w:t>
+            </w:r>
+            <w:proofErr w:type="spellEnd"/>
+            <w:r>
+              <w:t xml:space="preserve">) with 1 missing value each, all located in a single row. Applied median imputation via </w:t>
+            </w:r>
+            <w:proofErr w:type="spellStart"/>
+            <w:r>
+              <w:t>SimpleImputer</w:t>
+            </w:r>
+            <w:proofErr w:type="spellEnd"/>
+            <w:r>
+              <w:t>(strategy="median") inside the Pipeline.</w:t>
             </w:r>
             <w:r>
               <w:br/>
@@ -615,12 +1693,6 @@
         </w:tc>
       </w:tr>
       <w:tr>
-        <w:tblPrEx>
-          <w:tblCellMar>
-            <w:top w:w="0" w:type="dxa"/>
-            <w:bottom w:w="0" w:type="dxa"/>
-          </w:tblCellMar>
-        </w:tblPrEx>
         <w:tc>
           <w:tcPr>
             <w:tcW w:w="3200" w:type="dxa"/>
@@ -694,12 +1766,6 @@
         </w:tc>
       </w:tr>
       <w:tr>
-        <w:tblPrEx>
-          <w:tblCellMar>
-            <w:top w:w="0" w:type="dxa"/>
-            <w:bottom w:w="0" w:type="dxa"/>
-          </w:tblCellMar>
-        </w:tblPrEx>
         <w:tc>
           <w:tcPr>
             <w:tcW w:w="3200" w:type="dxa"/>
@@ -755,18 +1821,20 @@
               <w:spacing w:after="60"/>
             </w:pPr>
             <w:r>
-              <w:t>(1) add_indicator=True — rejected: one missing row carries no predictive signal. (2) Row drop — rejected: breaks the fixed 110,774 row-set required for a fair benchmark comparison.</w:t>
+              <w:t xml:space="preserve">(1) </w:t>
+            </w:r>
+            <w:proofErr w:type="spellStart"/>
+            <w:r>
+              <w:t>add_indicator</w:t>
+            </w:r>
+            <w:proofErr w:type="spellEnd"/>
+            <w:r>
+              <w:t>=True — rejected: one missing row carries no predictive signal. (2) Row drop — rejected: breaks the fixed 110,774 row-set required for a fair benchmark comparison.</w:t>
             </w:r>
           </w:p>
         </w:tc>
       </w:tr>
       <w:tr>
-        <w:tblPrEx>
-          <w:tblCellMar>
-            <w:top w:w="0" w:type="dxa"/>
-            <w:bottom w:w="0" w:type="dxa"/>
-          </w:tblCellMar>
-        </w:tblPrEx>
         <w:tc>
           <w:tcPr>
             <w:tcW w:w="3200" w:type="dxa"/>
@@ -822,7 +1890,15 @@
               <w:spacing w:after="60"/>
             </w:pPr>
             <w:r>
-              <w:t>TODO — to be completed after Section 9. Required run: median-impute vs mean-impute (or vs drop), same cv / seed / metric, compare roc_auc. Expected difference ≈ 0 since only one row is affected; a near-zero delta is itself a valid, instructive result.</w:t>
+              <w:t xml:space="preserve">TODO — to be completed after Section 9. Required run: median-impute vs mean-impute (or vs drop), same cv / seed / metric, compare </w:t>
+            </w:r>
+            <w:proofErr w:type="spellStart"/>
+            <w:r>
+              <w:t>roc_auc</w:t>
+            </w:r>
+            <w:proofErr w:type="spellEnd"/>
+            <w:r>
+              <w:t>. Expected difference ≈ 0 since only one row is affected; a near-zero delta is itself a valid, instructive result.</w:t>
             </w:r>
           </w:p>
         </w:tc>
@@ -868,12 +1944,6 @@
         <w:gridCol w:w="6000"/>
       </w:tblGrid>
       <w:tr>
-        <w:tblPrEx>
-          <w:tblCellMar>
-            <w:top w:w="0" w:type="dxa"/>
-            <w:bottom w:w="0" w:type="dxa"/>
-          </w:tblCellMar>
-        </w:tblPrEx>
         <w:tc>
           <w:tcPr>
             <w:tcW w:w="3200" w:type="dxa"/>
@@ -924,16 +1994,56 @@
               <w:right w:w="120" w:type="dxa"/>
             </w:tcMar>
           </w:tcPr>
-          <w:p/>
+          <w:p>
+            <w:r>
+              <w:t xml:space="preserve">Ran IQR and Z-score detection on all 9 numeric columns. IQR flags systematically exceed Z-score flags (e.g. </w:t>
+            </w:r>
+            <w:proofErr w:type="spellStart"/>
+            <w:r>
+              <w:t>product_weight_g</w:t>
+            </w:r>
+            <w:proofErr w:type="spellEnd"/>
+            <w:r>
+              <w:t xml:space="preserve">: 14.07% IQR vs 2.56% Z), the signature of right-skew, not data errors. Selected columns by |skew| &gt; 1 and applied log1p to the 8 skewed columns </w:t>
+            </w:r>
+            <w:r>
+              <w:rPr>
+                <w:b/>
+                <w:bCs/>
+              </w:rPr>
+              <w:t>inside the Pipeline</w:t>
+            </w:r>
+            <w:r>
+              <w:t xml:space="preserve"> (</w:t>
+            </w:r>
+            <w:proofErr w:type="spellStart"/>
+            <w:r>
+              <w:t>FunctionTransformer</w:t>
+            </w:r>
+            <w:proofErr w:type="spellEnd"/>
+            <w:r>
+              <w:t xml:space="preserve">(np.log1p), before </w:t>
+            </w:r>
+            <w:proofErr w:type="spellStart"/>
+            <w:r>
+              <w:t>StandardScaler</w:t>
+            </w:r>
+            <w:proofErr w:type="spellEnd"/>
+            <w:r>
+              <w:t xml:space="preserve">). Kept all rows. </w:t>
+            </w:r>
+            <w:proofErr w:type="spellStart"/>
+            <w:r>
+              <w:t>product_name_lenght</w:t>
+            </w:r>
+            <w:proofErr w:type="spellEnd"/>
+            <w:r>
+              <w:t xml:space="preserve"> (skew −0.91) was correctly left untransformed.</w:t>
+            </w:r>
+          </w:p>
         </w:tc>
       </w:tr>
       <w:tr>
-        <w:tblPrEx>
-          <w:tblCellMar>
-            <w:top w:w="0" w:type="dxa"/>
-            <w:bottom w:w="0" w:type="dxa"/>
-          </w:tblCellMar>
-        </w:tblPrEx>
         <w:tc>
           <w:tcPr>
             <w:tcW w:w="3200" w:type="dxa"/>
@@ -984,16 +2094,28 @@
               <w:right w:w="120" w:type="dxa"/>
             </w:tcMar>
           </w:tcPr>
-          <w:p/>
+          <w:p>
+            <w:r>
+              <w:t xml:space="preserve">IQR% </w:t>
+            </w:r>
+            <w:r>
+              <w:t>&gt;&gt;</w:t>
+            </w:r>
+            <w:r>
+              <w:t xml:space="preserve"> Z% is the statistical fingerprint of a heavy right tail: the flagged points are legitimate large/expensive products (the "B2B whale"), not errors. Removing them would (a) discard real signal and (b) break the identical-row-set rule against the frozen benchmark (0.5586), making the comparison dishonest. log1p is a monotone compression that reduces skew and the leverage of extremes on </w:t>
+            </w:r>
+            <w:proofErr w:type="spellStart"/>
+            <w:r>
+              <w:t>StandardScaler</w:t>
+            </w:r>
+            <w:proofErr w:type="spellEnd"/>
+            <w:r>
+              <w:t xml:space="preserve"> and on the linear model. It is stateless → it cannot leak by construction.</w:t>
+            </w:r>
+          </w:p>
         </w:tc>
       </w:tr>
       <w:tr>
-        <w:tblPrEx>
-          <w:tblCellMar>
-            <w:top w:w="0" w:type="dxa"/>
-            <w:bottom w:w="0" w:type="dxa"/>
-          </w:tblCellMar>
-        </w:tblPrEx>
         <w:tc>
           <w:tcPr>
             <w:tcW w:w="3200" w:type="dxa"/>
@@ -1044,16 +2166,44 @@
               <w:right w:w="120" w:type="dxa"/>
             </w:tcMar>
           </w:tcPr>
-          <w:p/>
+          <w:p>
+            <w:r>
+              <w:rPr>
+                <w:b/>
+                <w:bCs/>
+              </w:rPr>
+              <w:t>Remove rows</w:t>
+            </w:r>
+            <w:r>
+              <w:t xml:space="preserve"> </w:t>
+            </w:r>
+            <w:r>
+              <w:t>-</w:t>
+            </w:r>
+            <w:r>
+              <w:t xml:space="preserve"> rejected: with 14.07% IQR flags in weight alone this deletes real data and breaks the fair-comparison rule. </w:t>
+            </w:r>
+            <w:r>
+              <w:rPr>
+                <w:b/>
+                <w:bCs/>
+              </w:rPr>
+              <w:t>Clip</w:t>
+            </w:r>
+            <w:r>
+              <w:rPr>
+                <w:b/>
+                <w:bCs/>
+              </w:rPr>
+              <w:t xml:space="preserve"> -</w:t>
+            </w:r>
+            <w:r>
+              <w:t xml:space="preserve"> rejected: arbitrary percentile cutoff, loses magnitude above the cap, and a data-learned threshold risks leakage. </w:t>
+            </w:r>
+          </w:p>
         </w:tc>
       </w:tr>
       <w:tr>
-        <w:tblPrEx>
-          <w:tblCellMar>
-            <w:top w:w="0" w:type="dxa"/>
-            <w:bottom w:w="0" w:type="dxa"/>
-          </w:tblCellMar>
-        </w:tblPrEx>
         <w:tc>
           <w:tcPr>
             <w:tcW w:w="3200" w:type="dxa"/>
@@ -1104,7 +2254,113 @@
               <w:right w:w="120" w:type="dxa"/>
             </w:tcMar>
           </w:tcPr>
+          <w:p>
+            <w:r>
+              <w:t>Distribution evidence (skew, before → after log1p):</w:t>
+            </w:r>
+          </w:p>
+          <w:p>
+            <w:r>
+              <w:lastRenderedPageBreak/>
+              <w:t xml:space="preserve">price 7.63 → 0.30 | </w:t>
+            </w:r>
+            <w:proofErr w:type="spellStart"/>
+            <w:r>
+              <w:t>freight_value</w:t>
+            </w:r>
+            <w:proofErr w:type="spellEnd"/>
+            <w:r>
+              <w:t xml:space="preserve"> 5.65 → 0.00 | </w:t>
+            </w:r>
+            <w:proofErr w:type="spellStart"/>
+            <w:r>
+              <w:t>product_weight_g</w:t>
+            </w:r>
+            <w:proofErr w:type="spellEnd"/>
+            <w:r>
+              <w:t xml:space="preserve"> 3.59 → 0.45 |</w:t>
+            </w:r>
+          </w:p>
+          <w:p>
+            <w:proofErr w:type="spellStart"/>
+            <w:r>
+              <w:t>product_height_cm</w:t>
+            </w:r>
+            <w:proofErr w:type="spellEnd"/>
+            <w:r>
+              <w:t xml:space="preserve"> 2.26 → −0.09 | </w:t>
+            </w:r>
+            <w:proofErr w:type="spellStart"/>
+            <w:r>
+              <w:t>product_description_lenght</w:t>
+            </w:r>
+            <w:proofErr w:type="spellEnd"/>
+            <w:r>
+              <w:t xml:space="preserve"> 2.01 → −0.16 |</w:t>
+            </w:r>
+          </w:p>
+          <w:p>
+            <w:proofErr w:type="spellStart"/>
+            <w:r>
+              <w:t>product_photos_qty</w:t>
+            </w:r>
+            <w:proofErr w:type="spellEnd"/>
+            <w:r>
+              <w:t xml:space="preserve"> 1.91 → 0.94 | </w:t>
+            </w:r>
+            <w:proofErr w:type="spellStart"/>
+            <w:r>
+              <w:t>product_length_cm</w:t>
+            </w:r>
+            <w:proofErr w:type="spellEnd"/>
+            <w:r>
+              <w:t xml:space="preserve"> 1.76 → 0.70 |</w:t>
+            </w:r>
+          </w:p>
+          <w:p>
+            <w:proofErr w:type="spellStart"/>
+            <w:r>
+              <w:t>product_width_cm</w:t>
+            </w:r>
+            <w:proofErr w:type="spellEnd"/>
+            <w:r>
+              <w:t xml:space="preserve"> 1.72 → 0.53.</w:t>
+            </w:r>
+          </w:p>
+          <w:p>
+            <w:r>
+              <w:t>All treated columns: strong right-skew reduced to near-symmetric (|skew| ≤ 1);</w:t>
+            </w:r>
+          </w:p>
+          <w:p>
+            <w:proofErr w:type="spellStart"/>
+            <w:r>
+              <w:t>product_name_lenght</w:t>
+            </w:r>
+            <w:proofErr w:type="spellEnd"/>
+            <w:r>
+              <w:t xml:space="preserve"> (−0.91) left untransformed.</w:t>
+            </w:r>
+          </w:p>
           <w:p/>
+          <w:p>
+            <w:r>
+              <w:t># TODO — fill from isolated A/B run (log1p vs no-log1p, same rows/cv/seed/features):</w:t>
+            </w:r>
+          </w:p>
+          <w:p>
+            <w:r>
+              <w:t xml:space="preserve"># </w:t>
+            </w:r>
+            <w:proofErr w:type="spellStart"/>
+            <w:r>
+              <w:t>roc_auc</w:t>
+            </w:r>
+            <w:proofErr w:type="spellEnd"/>
+            <w:r>
+              <w:t xml:space="preserve"> with log1p = __ ; without = __ ; delta = __</w:t>
+            </w:r>
+          </w:p>
         </w:tc>
       </w:tr>
     </w:tbl>
@@ -1122,8 +2378,43 @@
           <w:szCs w:val="26"/>
           <w:rtl/>
         </w:rPr>
-        <w:t>3 · סקיילינג ו-encoding</w:t>
-      </w:r>
+        <w:lastRenderedPageBreak/>
+        <w:t xml:space="preserve">3 · </w:t>
+      </w:r>
+      <w:proofErr w:type="spellStart"/>
+      <w:r>
+        <w:rPr>
+          <w:b/>
+          <w:bCs/>
+          <w:sz w:val="26"/>
+          <w:szCs w:val="26"/>
+          <w:rtl/>
+        </w:rPr>
+        <w:t>סקיילינג</w:t>
+      </w:r>
+      <w:proofErr w:type="spellEnd"/>
+      <w:r>
+        <w:rPr>
+          <w:b/>
+          <w:bCs/>
+          <w:sz w:val="26"/>
+          <w:szCs w:val="26"/>
+          <w:rtl/>
+        </w:rPr>
+        <w:t xml:space="preserve"> ו-</w:t>
+      </w:r>
+      <w:proofErr w:type="spellStart"/>
+      <w:r>
+        <w:rPr>
+          <w:b/>
+          <w:bCs/>
+          <w:sz w:val="26"/>
+          <w:szCs w:val="26"/>
+          <w:rtl/>
+        </w:rPr>
+        <w:t>encoding</w:t>
+      </w:r>
+      <w:proofErr w:type="spellEnd"/>
     </w:p>
     <w:tbl>
       <w:tblPr>
@@ -1148,12 +2439,6 @@
         <w:gridCol w:w="6000"/>
       </w:tblGrid>
       <w:tr>
-        <w:tblPrEx>
-          <w:tblCellMar>
-            <w:top w:w="0" w:type="dxa"/>
-            <w:bottom w:w="0" w:type="dxa"/>
-          </w:tblCellMar>
-        </w:tblPrEx>
         <w:tc>
           <w:tcPr>
             <w:tcW w:w="3200" w:type="dxa"/>
@@ -1208,12 +2493,6 @@
         </w:tc>
       </w:tr>
       <w:tr>
-        <w:tblPrEx>
-          <w:tblCellMar>
-            <w:top w:w="0" w:type="dxa"/>
-            <w:bottom w:w="0" w:type="dxa"/>
-          </w:tblCellMar>
-        </w:tblPrEx>
         <w:tc>
           <w:tcPr>
             <w:tcW w:w="3200" w:type="dxa"/>
@@ -1268,12 +2547,6 @@
         </w:tc>
       </w:tr>
       <w:tr>
-        <w:tblPrEx>
-          <w:tblCellMar>
-            <w:top w:w="0" w:type="dxa"/>
-            <w:bottom w:w="0" w:type="dxa"/>
-          </w:tblCellMar>
-        </w:tblPrEx>
         <w:tc>
           <w:tcPr>
             <w:tcW w:w="3200" w:type="dxa"/>
@@ -1328,12 +2601,6 @@
         </w:tc>
       </w:tr>
       <w:tr>
-        <w:tblPrEx>
-          <w:tblCellMar>
-            <w:top w:w="0" w:type="dxa"/>
-            <w:bottom w:w="0" w:type="dxa"/>
-          </w:tblCellMar>
-        </w:tblPrEx>
         <w:tc>
           <w:tcPr>
             <w:tcW w:w="3200" w:type="dxa"/>
@@ -1428,12 +2695,6 @@
         <w:gridCol w:w="6000"/>
       </w:tblGrid>
       <w:tr>
-        <w:tblPrEx>
-          <w:tblCellMar>
-            <w:top w:w="0" w:type="dxa"/>
-            <w:bottom w:w="0" w:type="dxa"/>
-          </w:tblCellMar>
-        </w:tblPrEx>
         <w:tc>
           <w:tcPr>
             <w:tcW w:w="3200" w:type="dxa"/>
@@ -1488,12 +2749,6 @@
         </w:tc>
       </w:tr>
       <w:tr>
-        <w:tblPrEx>
-          <w:tblCellMar>
-            <w:top w:w="0" w:type="dxa"/>
-            <w:bottom w:w="0" w:type="dxa"/>
-          </w:tblCellMar>
-        </w:tblPrEx>
         <w:tc>
           <w:tcPr>
             <w:tcW w:w="3200" w:type="dxa"/>
@@ -1548,12 +2803,6 @@
         </w:tc>
       </w:tr>
       <w:tr>
-        <w:tblPrEx>
-          <w:tblCellMar>
-            <w:top w:w="0" w:type="dxa"/>
-            <w:bottom w:w="0" w:type="dxa"/>
-          </w:tblCellMar>
-        </w:tblPrEx>
         <w:tc>
           <w:tcPr>
             <w:tcW w:w="3200" w:type="dxa"/>
@@ -1584,7 +2833,6 @@
                 <w:szCs w:val="22"/>
                 <w:rtl/>
               </w:rPr>
-              <w:lastRenderedPageBreak/>
               <w:t>חלופה ששקלתי ודחיתי</w:t>
             </w:r>
           </w:p>
@@ -1609,12 +2857,6 @@
         </w:tc>
       </w:tr>
       <w:tr>
-        <w:tblPrEx>
-          <w:tblCellMar>
-            <w:top w:w="0" w:type="dxa"/>
-            <w:bottom w:w="0" w:type="dxa"/>
-          </w:tblCellMar>
-        </w:tblPrEx>
         <w:tc>
           <w:tcPr>
             <w:tcW w:w="3200" w:type="dxa"/>
@@ -1683,8 +2925,20 @@
           <w:szCs w:val="26"/>
           <w:rtl/>
         </w:rPr>
-        <w:t>5 · מניעת leakage</w:t>
-      </w:r>
+        <w:t xml:space="preserve">5 · מניעת </w:t>
+      </w:r>
+      <w:proofErr w:type="spellStart"/>
+      <w:r>
+        <w:rPr>
+          <w:b/>
+          <w:bCs/>
+          <w:sz w:val="26"/>
+          <w:szCs w:val="26"/>
+          <w:rtl/>
+        </w:rPr>
+        <w:t>leakage</w:t>
+      </w:r>
+      <w:proofErr w:type="spellEnd"/>
     </w:p>
     <w:tbl>
       <w:tblPr>
@@ -1709,12 +2963,6 @@
         <w:gridCol w:w="6000"/>
       </w:tblGrid>
       <w:tr>
-        <w:tblPrEx>
-          <w:tblCellMar>
-            <w:top w:w="0" w:type="dxa"/>
-            <w:bottom w:w="0" w:type="dxa"/>
-          </w:tblCellMar>
-        </w:tblPrEx>
         <w:tc>
           <w:tcPr>
             <w:tcW w:w="3200" w:type="dxa"/>
@@ -1769,12 +3017,6 @@
         </w:tc>
       </w:tr>
       <w:tr>
-        <w:tblPrEx>
-          <w:tblCellMar>
-            <w:top w:w="0" w:type="dxa"/>
-            <w:bottom w:w="0" w:type="dxa"/>
-          </w:tblCellMar>
-        </w:tblPrEx>
         <w:tc>
           <w:tcPr>
             <w:tcW w:w="3200" w:type="dxa"/>
@@ -1829,12 +3071,6 @@
         </w:tc>
       </w:tr>
       <w:tr>
-        <w:tblPrEx>
-          <w:tblCellMar>
-            <w:top w:w="0" w:type="dxa"/>
-            <w:bottom w:w="0" w:type="dxa"/>
-          </w:tblCellMar>
-        </w:tblPrEx>
         <w:tc>
           <w:tcPr>
             <w:tcW w:w="3200" w:type="dxa"/>
@@ -1889,12 +3125,6 @@
         </w:tc>
       </w:tr>
       <w:tr>
-        <w:tblPrEx>
-          <w:tblCellMar>
-            <w:top w:w="0" w:type="dxa"/>
-            <w:bottom w:w="0" w:type="dxa"/>
-          </w:tblCellMar>
-        </w:tblPrEx>
         <w:tc>
           <w:tcPr>
             <w:tcW w:w="3200" w:type="dxa"/>
@@ -1963,8 +3193,42 @@
           <w:szCs w:val="26"/>
           <w:rtl/>
         </w:rPr>
-        <w:t>סיכום: ה-lift שלי מול ה-benchmark</w:t>
-      </w:r>
+        <w:t>סיכום: ה-</w:t>
+      </w:r>
+      <w:proofErr w:type="spellStart"/>
+      <w:r>
+        <w:rPr>
+          <w:b/>
+          <w:bCs/>
+          <w:sz w:val="26"/>
+          <w:szCs w:val="26"/>
+          <w:rtl/>
+        </w:rPr>
+        <w:t>lift</w:t>
+      </w:r>
+      <w:proofErr w:type="spellEnd"/>
+      <w:r>
+        <w:rPr>
+          <w:b/>
+          <w:bCs/>
+          <w:sz w:val="26"/>
+          <w:szCs w:val="26"/>
+          <w:rtl/>
+        </w:rPr>
+        <w:t xml:space="preserve"> שלי מול ה-</w:t>
+      </w:r>
+      <w:proofErr w:type="spellStart"/>
+      <w:r>
+        <w:rPr>
+          <w:b/>
+          <w:bCs/>
+          <w:sz w:val="26"/>
+          <w:szCs w:val="26"/>
+          <w:rtl/>
+        </w:rPr>
+        <w:t>benchmark</w:t>
+      </w:r>
+      <w:proofErr w:type="spellEnd"/>
     </w:p>
     <w:tbl>
       <w:tblPr>
@@ -1989,12 +3253,6 @@
         <w:gridCol w:w="6000"/>
       </w:tblGrid>
       <w:tr>
-        <w:tblPrEx>
-          <w:tblCellMar>
-            <w:top w:w="0" w:type="dxa"/>
-            <w:bottom w:w="0" w:type="dxa"/>
-          </w:tblCellMar>
-        </w:tblPrEx>
         <w:tc>
           <w:tcPr>
             <w:tcW w:w="3200" w:type="dxa"/>
@@ -2025,8 +3283,20 @@
                 <w:szCs w:val="22"/>
                 <w:rtl/>
               </w:rPr>
-              <w:t>ציון ה-benchmark</w:t>
-            </w:r>
+              <w:t>ציון ה-</w:t>
+            </w:r>
+            <w:proofErr w:type="spellStart"/>
+            <w:r>
+              <w:rPr>
+                <w:b/>
+                <w:bCs/>
+                <w:sz w:val="22"/>
+                <w:szCs w:val="22"/>
+                <w:rtl/>
+              </w:rPr>
+              <w:t>benchmark</w:t>
+            </w:r>
+            <w:proofErr w:type="spellEnd"/>
           </w:p>
         </w:tc>
         <w:tc>
@@ -2049,12 +3319,6 @@
         </w:tc>
       </w:tr>
       <w:tr>
-        <w:tblPrEx>
-          <w:tblCellMar>
-            <w:top w:w="0" w:type="dxa"/>
-            <w:bottom w:w="0" w:type="dxa"/>
-          </w:tblCellMar>
-        </w:tblPrEx>
         <w:tc>
           <w:tcPr>
             <w:tcW w:w="3200" w:type="dxa"/>
@@ -2109,12 +3373,6 @@
         </w:tc>
       </w:tr>
       <w:tr>
-        <w:tblPrEx>
-          <w:tblCellMar>
-            <w:top w:w="0" w:type="dxa"/>
-            <w:bottom w:w="0" w:type="dxa"/>
-          </w:tblCellMar>
-        </w:tblPrEx>
         <w:tc>
           <w:tcPr>
             <w:tcW w:w="3200" w:type="dxa"/>
@@ -2145,58 +3403,9 @@
                 <w:szCs w:val="22"/>
                 <w:rtl/>
               </w:rPr>
-              <w:t>ה-lift (ההפרש)</w:t>
-            </w:r>
-          </w:p>
-        </w:tc>
-        <w:tc>
-          <w:tcPr>
-            <w:tcW w:w="6000" w:type="dxa"/>
-            <w:tcBorders>
-              <w:top w:val="single" w:sz="4" w:space="0" w:color="999999"/>
-              <w:left w:val="single" w:sz="4" w:space="0" w:color="999999"/>
-              <w:bottom w:val="single" w:sz="4" w:space="0" w:color="999999"/>
-              <w:right w:val="single" w:sz="4" w:space="0" w:color="999999"/>
-            </w:tcBorders>
-            <w:tcMar>
-              <w:top w:w="60" w:type="dxa"/>
-              <w:left w:w="120" w:type="dxa"/>
-              <w:bottom w:w="60" w:type="dxa"/>
-              <w:right w:w="120" w:type="dxa"/>
-            </w:tcMar>
-          </w:tcPr>
-          <w:p/>
-        </w:tc>
-      </w:tr>
-      <w:tr>
-        <w:tblPrEx>
-          <w:tblCellMar>
-            <w:top w:w="0" w:type="dxa"/>
-            <w:bottom w:w="0" w:type="dxa"/>
-          </w:tblCellMar>
-        </w:tblPrEx>
-        <w:tc>
-          <w:tcPr>
-            <w:tcW w:w="3200" w:type="dxa"/>
-            <w:tcBorders>
-              <w:top w:val="single" w:sz="4" w:space="0" w:color="999999"/>
-              <w:left w:val="single" w:sz="4" w:space="0" w:color="999999"/>
-              <w:bottom w:val="single" w:sz="4" w:space="0" w:color="999999"/>
-              <w:right w:val="single" w:sz="4" w:space="0" w:color="999999"/>
-            </w:tcBorders>
-            <w:shd w:val="clear" w:color="auto" w:fill="F2F2F2"/>
-            <w:tcMar>
-              <w:top w:w="60" w:type="dxa"/>
-              <w:left w:w="120" w:type="dxa"/>
-              <w:bottom w:w="60" w:type="dxa"/>
-              <w:right w:w="120" w:type="dxa"/>
-            </w:tcMar>
-          </w:tcPr>
-          <w:p>
-            <w:pPr>
-              <w:bidi/>
-              <w:jc w:val="right"/>
-            </w:pPr>
+              <w:t>ה-</w:t>
+            </w:r>
+            <w:proofErr w:type="spellStart"/>
             <w:r>
               <w:rPr>
                 <w:b/>
@@ -2205,7 +3414,94 @@
                 <w:szCs w:val="22"/>
                 <w:rtl/>
               </w:rPr>
-              <w:t>מה ה-lift מספר לי</w:t>
+              <w:t>lift</w:t>
+            </w:r>
+            <w:proofErr w:type="spellEnd"/>
+            <w:r>
+              <w:rPr>
+                <w:b/>
+                <w:bCs/>
+                <w:sz w:val="22"/>
+                <w:szCs w:val="22"/>
+                <w:rtl/>
+              </w:rPr>
+              <w:t xml:space="preserve"> (ההפרש)</w:t>
+            </w:r>
+          </w:p>
+        </w:tc>
+        <w:tc>
+          <w:tcPr>
+            <w:tcW w:w="6000" w:type="dxa"/>
+            <w:tcBorders>
+              <w:top w:val="single" w:sz="4" w:space="0" w:color="999999"/>
+              <w:left w:val="single" w:sz="4" w:space="0" w:color="999999"/>
+              <w:bottom w:val="single" w:sz="4" w:space="0" w:color="999999"/>
+              <w:right w:val="single" w:sz="4" w:space="0" w:color="999999"/>
+            </w:tcBorders>
+            <w:tcMar>
+              <w:top w:w="60" w:type="dxa"/>
+              <w:left w:w="120" w:type="dxa"/>
+              <w:bottom w:w="60" w:type="dxa"/>
+              <w:right w:w="120" w:type="dxa"/>
+            </w:tcMar>
+          </w:tcPr>
+          <w:p/>
+        </w:tc>
+      </w:tr>
+      <w:tr>
+        <w:tc>
+          <w:tcPr>
+            <w:tcW w:w="3200" w:type="dxa"/>
+            <w:tcBorders>
+              <w:top w:val="single" w:sz="4" w:space="0" w:color="999999"/>
+              <w:left w:val="single" w:sz="4" w:space="0" w:color="999999"/>
+              <w:bottom w:val="single" w:sz="4" w:space="0" w:color="999999"/>
+              <w:right w:val="single" w:sz="4" w:space="0" w:color="999999"/>
+            </w:tcBorders>
+            <w:shd w:val="clear" w:color="auto" w:fill="F2F2F2"/>
+            <w:tcMar>
+              <w:top w:w="60" w:type="dxa"/>
+              <w:left w:w="120" w:type="dxa"/>
+              <w:bottom w:w="60" w:type="dxa"/>
+              <w:right w:w="120" w:type="dxa"/>
+            </w:tcMar>
+          </w:tcPr>
+          <w:p>
+            <w:pPr>
+              <w:bidi/>
+              <w:jc w:val="right"/>
+            </w:pPr>
+            <w:r>
+              <w:rPr>
+                <w:b/>
+                <w:bCs/>
+                <w:sz w:val="22"/>
+                <w:szCs w:val="22"/>
+                <w:rtl/>
+              </w:rPr>
+              <w:t>מה ה-</w:t>
+            </w:r>
+            <w:proofErr w:type="spellStart"/>
+            <w:r>
+              <w:rPr>
+                <w:b/>
+                <w:bCs/>
+                <w:sz w:val="22"/>
+                <w:szCs w:val="22"/>
+                <w:rtl/>
+              </w:rPr>
+              <w:t>lift</w:t>
+            </w:r>
+            <w:proofErr w:type="spellEnd"/>
+            <w:r>
+              <w:rPr>
+                <w:b/>
+                <w:bCs/>
+                <w:sz w:val="22"/>
+                <w:szCs w:val="22"/>
+                <w:rtl/>
+              </w:rPr>
+              <w:t xml:space="preserve"> מספר לי</w:t>
             </w:r>
           </w:p>
         </w:tc>

--- a/Module4_Assignment.docx
+++ b/Module4_Assignment.docx
@@ -1687,7 +1687,15 @@
               <w:br/>
             </w:r>
             <w:r>
-              <w:t>Also confirmed the 4 dimensions are co-missing as a block (rows with ALL missing  rows with ANY missing = 1), indicating a single common cause rather than 4 independent per-column failures</w:t>
+              <w:t xml:space="preserve">Also confirmed the 4 dimensions are co-missing as a block (rows with ALL </w:t>
+            </w:r>
+            <w:proofErr w:type="gramStart"/>
+            <w:r>
+              <w:t>missing  rows</w:t>
+            </w:r>
+            <w:proofErr w:type="gramEnd"/>
+            <w:r>
+              <w:t xml:space="preserve"> with ANY missing = 1), indicating a single common cause rather than 4 independent per-column failures</w:t>
             </w:r>
           </w:p>
         </w:tc>
@@ -2358,7 +2366,23 @@
             </w:r>
             <w:proofErr w:type="spellEnd"/>
             <w:r>
-              <w:t xml:space="preserve"> with log1p = __ ; without = __ ; delta = __</w:t>
+              <w:t xml:space="preserve"> with log1p = _</w:t>
+            </w:r>
+            <w:proofErr w:type="gramStart"/>
+            <w:r>
+              <w:t>_ ;</w:t>
+            </w:r>
+            <w:proofErr w:type="gramEnd"/>
+            <w:r>
+              <w:t xml:space="preserve"> without = _</w:t>
+            </w:r>
+            <w:proofErr w:type="gramStart"/>
+            <w:r>
+              <w:t>_ ;</w:t>
+            </w:r>
+            <w:proofErr w:type="gramEnd"/>
+            <w:r>
+              <w:t xml:space="preserve"> delta = __</w:t>
             </w:r>
           </w:p>
         </w:tc>
@@ -2489,7 +2513,58 @@
               <w:right w:w="120" w:type="dxa"/>
             </w:tcMar>
           </w:tcPr>
-          <w:p/>
+          <w:p>
+            <w:pPr>
+              <w:rPr>
+                <w:rFonts w:hint="cs"/>
+                <w:rtl/>
+                <w:lang w:val="en-US"/>
+              </w:rPr>
+            </w:pPr>
+            <w:r>
+              <w:t xml:space="preserve">Numeric features: </w:t>
+            </w:r>
+            <w:proofErr w:type="spellStart"/>
+            <w:r>
+              <w:t>StandardScaler</w:t>
+            </w:r>
+            <w:proofErr w:type="spellEnd"/>
+            <w:r>
+              <w:t>, applied after median imputation and log1p. Categorical feature (</w:t>
+            </w:r>
+            <w:proofErr w:type="spellStart"/>
+            <w:r>
+              <w:t>product_category_name</w:t>
+            </w:r>
+            <w:proofErr w:type="spellEnd"/>
+            <w:r>
+              <w:t xml:space="preserve">): </w:t>
+            </w:r>
+            <w:proofErr w:type="spellStart"/>
+            <w:r>
+              <w:t>OneHotEncoder</w:t>
+            </w:r>
+            <w:proofErr w:type="spellEnd"/>
+            <w:r>
+              <w:t>(</w:t>
+            </w:r>
+            <w:proofErr w:type="spellStart"/>
+            <w:r>
+              <w:t>handle_unknown</w:t>
+            </w:r>
+            <w:proofErr w:type="spellEnd"/>
+            <w:r>
+              <w:t xml:space="preserve">="ignore"). Both live inside the </w:t>
+            </w:r>
+            <w:proofErr w:type="spellStart"/>
+            <w:r>
+              <w:t>ColumnTransformer</w:t>
+            </w:r>
+            <w:proofErr w:type="spellEnd"/>
+            <w:r>
+              <w:t>, so they are fit on the training fold only under cross-validation — no leakage.</w:t>
+            </w:r>
+          </w:p>
         </w:tc>
       </w:tr>
       <w:tr>
@@ -2543,7 +2618,115 @@
               <w:right w:w="120" w:type="dxa"/>
             </w:tcMar>
           </w:tcPr>
-          <w:p/>
+          <w:p>
+            <w:pPr>
+              <w:rPr>
+                <w:lang w:val="en-IL"/>
+              </w:rPr>
+            </w:pPr>
+            <w:r>
+              <w:rPr>
+                <w:lang w:val="en-IL"/>
+              </w:rPr>
+              <w:t xml:space="preserve">Scaling: </w:t>
+            </w:r>
+            <w:proofErr w:type="spellStart"/>
+            <w:r>
+              <w:rPr>
+                <w:lang w:val="en-IL"/>
+              </w:rPr>
+              <w:t>LogisticRegression</w:t>
+            </w:r>
+            <w:proofErr w:type="spellEnd"/>
+            <w:r>
+              <w:rPr>
+                <w:lang w:val="en-IL"/>
+              </w:rPr>
+              <w:t xml:space="preserve"> by default</w:t>
+            </w:r>
+            <w:r>
+              <w:rPr>
+                <w:lang w:val="en-IL"/>
+              </w:rPr>
+              <w:t xml:space="preserve"> uses an L2 penalty, which shrinks coefficients unequally when features sit on different scales (weight in thousands of grams vs. photo counts in single digits). Standardizing to mean 0 / std 1 makes the penalty act fairly across features and speeds convergence within </w:t>
+            </w:r>
+            <w:proofErr w:type="spellStart"/>
+            <w:r>
+              <w:rPr>
+                <w:lang w:val="en-IL"/>
+              </w:rPr>
+              <w:t>max_iter</w:t>
+            </w:r>
+            <w:proofErr w:type="spellEnd"/>
+            <w:r>
+              <w:rPr>
+                <w:lang w:val="en-IL"/>
+              </w:rPr>
+              <w:t xml:space="preserve">. log1p removes </w:t>
+            </w:r>
+            <w:proofErr w:type="gramStart"/>
+            <w:r>
+              <w:rPr>
+                <w:lang w:val="en-IL"/>
+              </w:rPr>
+              <w:t>right-skew</w:t>
+            </w:r>
+            <w:proofErr w:type="gramEnd"/>
+            <w:r>
+              <w:rPr>
+                <w:lang w:val="en-IL"/>
+              </w:rPr>
+              <w:t xml:space="preserve"> but does not align scales, so a scaling step is still required after it.</w:t>
+            </w:r>
+          </w:p>
+          <w:p>
+            <w:pPr>
+              <w:rPr>
+                <w:lang w:val="en-IL"/>
+              </w:rPr>
+            </w:pPr>
+            <w:r>
+              <w:rPr>
+                <w:lang w:val="en-IL"/>
+              </w:rPr>
+              <w:t xml:space="preserve">Encoding: </w:t>
+            </w:r>
+            <w:proofErr w:type="spellStart"/>
+            <w:r>
+              <w:rPr>
+                <w:lang w:val="en-IL"/>
+              </w:rPr>
+              <w:t>product_category_name</w:t>
+            </w:r>
+            <w:proofErr w:type="spellEnd"/>
+            <w:r>
+              <w:rPr>
+                <w:lang w:val="en-IL"/>
+              </w:rPr>
+              <w:t xml:space="preserve"> is a nominal variable with no inherent order, so one-hot is the representation that adds no false ranking between categories. </w:t>
+            </w:r>
+            <w:proofErr w:type="spellStart"/>
+            <w:r>
+              <w:rPr>
+                <w:lang w:val="en-IL"/>
+              </w:rPr>
+              <w:t>handle_unknown</w:t>
+            </w:r>
+            <w:proofErr w:type="spellEnd"/>
+            <w:r>
+              <w:rPr>
+                <w:lang w:val="en-IL"/>
+              </w:rPr>
+              <w:t>="ignore" encodes any category present in a validation fold but absent from the matching training fold as an all-zero vector instead of raising, which is required for a clean cross-validation loop.</w:t>
+            </w:r>
+          </w:p>
+          <w:p>
+            <w:pPr>
+              <w:rPr>
+                <w:lang w:val="en-IL"/>
+              </w:rPr>
+            </w:pPr>
+          </w:p>
         </w:tc>
       </w:tr>
       <w:tr>
@@ -2597,7 +2780,67 @@
               <w:right w:w="120" w:type="dxa"/>
             </w:tcMar>
           </w:tcPr>
-          <w:p/>
+          <w:p>
+            <w:pPr>
+              <w:rPr>
+                <w:lang w:val="en-IL"/>
+              </w:rPr>
+            </w:pPr>
+            <w:r>
+              <w:rPr>
+                <w:lang w:val="en-IL"/>
+              </w:rPr>
+              <w:t xml:space="preserve">Scaling: considered (a) no scaling — rejected because the L2 penalty would then be scale-dependent and the large-magnitude weight feature risks non-convergence within </w:t>
+            </w:r>
+            <w:proofErr w:type="spellStart"/>
+            <w:r>
+              <w:rPr>
+                <w:lang w:val="en-IL"/>
+              </w:rPr>
+              <w:t>max_iter</w:t>
+            </w:r>
+            <w:proofErr w:type="spellEnd"/>
+            <w:r>
+              <w:rPr>
+                <w:lang w:val="en-IL"/>
+              </w:rPr>
+              <w:t xml:space="preserve">; and (b) </w:t>
+            </w:r>
+            <w:proofErr w:type="spellStart"/>
+            <w:r>
+              <w:rPr>
+                <w:lang w:val="en-IL"/>
+              </w:rPr>
+              <w:t>RobustScaler</w:t>
+            </w:r>
+            <w:proofErr w:type="spellEnd"/>
+            <w:r>
+              <w:rPr>
+                <w:lang w:val="en-IL"/>
+              </w:rPr>
+              <w:t xml:space="preserve"> — rejected because log1p already compressed the heavy tails, so the extra outlier-robustness is redundant.</w:t>
+            </w:r>
+          </w:p>
+          <w:p>
+            <w:pPr>
+              <w:rPr>
+                <w:lang w:val="en-IL"/>
+              </w:rPr>
+            </w:pPr>
+            <w:r>
+              <w:rPr>
+                <w:lang w:val="en-IL"/>
+              </w:rPr>
+              <w:t>Encoding: considered (a) ordinal / label encoding — rejected because it imposes a false numeric order on unordered categories; and (b) target / mean encoding — rejected because it learns from y, adding leakage risk for only a marginal potential gain.</w:t>
+            </w:r>
+          </w:p>
+          <w:p>
+            <w:pPr>
+              <w:rPr>
+                <w:lang w:val="en-IL"/>
+              </w:rPr>
+            </w:pPr>
+          </w:p>
         </w:tc>
       </w:tr>
       <w:tr>
@@ -2651,7 +2894,161 @@
               <w:right w:w="120" w:type="dxa"/>
             </w:tcMar>
           </w:tcPr>
-          <w:p/>
+          <w:p>
+            <w:pPr>
+              <w:rPr>
+                <w:lang w:val="en-IL"/>
+              </w:rPr>
+            </w:pPr>
+            <w:r>
+              <w:rPr>
+                <w:lang w:val="en-IL"/>
+              </w:rPr>
+              <w:t>Encoding: structural decision — one-hot is the only leakage-safe representation of a nominal feature, and the rejected alternatives fail by construction, not by score. No A/B run applies here.</w:t>
+            </w:r>
+          </w:p>
+          <w:p>
+            <w:pPr>
+              <w:rPr>
+                <w:lang w:val="en-IL"/>
+              </w:rPr>
+            </w:pPr>
+            <w:r>
+              <w:rPr>
+                <w:lang w:val="en-IL"/>
+              </w:rPr>
+              <w:t>Scaling:</w:t>
+            </w:r>
+          </w:p>
+          <w:p>
+            <w:pPr>
+              <w:rPr>
+                <w:lang w:val="en-IL"/>
+              </w:rPr>
+            </w:pPr>
+            <w:r>
+              <w:rPr>
+                <w:lang w:val="en-IL"/>
+              </w:rPr>
+              <w:t># TODO — fill from isolated A/B run (</w:t>
+            </w:r>
+            <w:proofErr w:type="spellStart"/>
+            <w:r>
+              <w:rPr>
+                <w:lang w:val="en-IL"/>
+              </w:rPr>
+              <w:t>StandardScaler</w:t>
+            </w:r>
+            <w:proofErr w:type="spellEnd"/>
+            <w:r>
+              <w:rPr>
+                <w:lang w:val="en-IL"/>
+              </w:rPr>
+              <w:t xml:space="preserve"> on vs off; same rows / cv / seed / features):</w:t>
+            </w:r>
+          </w:p>
+          <w:p>
+            <w:pPr>
+              <w:rPr>
+                <w:lang w:val="en-IL"/>
+              </w:rPr>
+            </w:pPr>
+            <w:r>
+              <w:rPr>
+                <w:lang w:val="en-IL"/>
+              </w:rPr>
+              <w:t xml:space="preserve"># </w:t>
+            </w:r>
+            <w:proofErr w:type="spellStart"/>
+            <w:r>
+              <w:rPr>
+                <w:lang w:val="en-IL"/>
+              </w:rPr>
+              <w:t>roc_auc</w:t>
+            </w:r>
+            <w:proofErr w:type="spellEnd"/>
+            <w:r>
+              <w:rPr>
+                <w:lang w:val="en-IL"/>
+              </w:rPr>
+              <w:t xml:space="preserve"> with scale = __</w:t>
+            </w:r>
+            <w:proofErr w:type="gramStart"/>
+            <w:r>
+              <w:rPr>
+                <w:lang w:val="en-IL"/>
+              </w:rPr>
+              <w:t>_ ;</w:t>
+            </w:r>
+            <w:proofErr w:type="gramEnd"/>
+            <w:r>
+              <w:rPr>
+                <w:lang w:val="en-IL"/>
+              </w:rPr>
+              <w:t xml:space="preserve"> without = __</w:t>
+            </w:r>
+            <w:proofErr w:type="gramStart"/>
+            <w:r>
+              <w:rPr>
+                <w:lang w:val="en-IL"/>
+              </w:rPr>
+              <w:t>_ ;</w:t>
+            </w:r>
+            <w:proofErr w:type="gramEnd"/>
+            <w:r>
+              <w:rPr>
+                <w:lang w:val="en-IL"/>
+              </w:rPr>
+              <w:t xml:space="preserve"> delta = ___</w:t>
+            </w:r>
+          </w:p>
+          <w:p>
+            <w:pPr>
+              <w:rPr>
+                <w:lang w:val="en-IL"/>
+              </w:rPr>
+            </w:pPr>
+            <w:r>
+              <w:rPr>
+                <w:lang w:val="en-IL"/>
+              </w:rPr>
+              <w:t xml:space="preserve"># Note: if the no-scale arm raises </w:t>
+            </w:r>
+            <w:proofErr w:type="spellStart"/>
+            <w:r>
+              <w:rPr>
+                <w:lang w:val="en-IL"/>
+              </w:rPr>
+              <w:t>ConvergenceWarning</w:t>
+            </w:r>
+            <w:proofErr w:type="spellEnd"/>
+            <w:r>
+              <w:rPr>
+                <w:lang w:val="en-IL"/>
+              </w:rPr>
+              <w:t>, record that — non-convergence is itself</w:t>
+            </w:r>
+          </w:p>
+          <w:p>
+            <w:pPr>
+              <w:rPr>
+                <w:lang w:val="en-IL"/>
+              </w:rPr>
+            </w:pPr>
+            <w:r>
+              <w:rPr>
+                <w:lang w:val="en-IL"/>
+              </w:rPr>
+              <w:t>#       evidence that scaling is required.</w:t>
+            </w:r>
+          </w:p>
+          <w:p>
+            <w:pPr>
+              <w:rPr>
+                <w:lang w:val="en-IL"/>
+              </w:rPr>
+            </w:pPr>
+          </w:p>
         </w:tc>
       </w:tr>
     </w:tbl>
@@ -2725,6 +3122,7 @@
                 <w:szCs w:val="22"/>
                 <w:rtl/>
               </w:rPr>
+              <w:lastRenderedPageBreak/>
               <w:t>מה עשיתי</w:t>
             </w:r>
           </w:p>

--- a/Module4_Assignment.docx
+++ b/Module4_Assignment.docx
@@ -2516,7 +2516,6 @@
           <w:p>
             <w:pPr>
               <w:rPr>
-                <w:rFonts w:hint="cs"/>
                 <w:rtl/>
                 <w:lang w:val="en-US"/>
               </w:rPr>
@@ -2619,114 +2618,59 @@
             </w:tcMar>
           </w:tcPr>
           <w:p>
-            <w:pPr>
-              <w:rPr>
-                <w:lang w:val="en-IL"/>
-              </w:rPr>
-            </w:pPr>
-            <w:r>
-              <w:rPr>
-                <w:lang w:val="en-IL"/>
-              </w:rPr>
+            <w:r>
               <w:t xml:space="preserve">Scaling: </w:t>
             </w:r>
             <w:proofErr w:type="spellStart"/>
             <w:r>
-              <w:rPr>
-                <w:lang w:val="en-IL"/>
-              </w:rPr>
               <w:t>LogisticRegression</w:t>
             </w:r>
             <w:proofErr w:type="spellEnd"/>
             <w:r>
-              <w:rPr>
-                <w:lang w:val="en-IL"/>
-              </w:rPr>
               <w:t xml:space="preserve"> by default</w:t>
             </w:r>
             <w:r>
-              <w:rPr>
-                <w:lang w:val="en-IL"/>
-              </w:rPr>
               <w:t xml:space="preserve"> uses an L2 penalty, which shrinks coefficients unequally when features sit on different scales (weight in thousands of grams vs. photo counts in single digits). Standardizing to mean 0 / std 1 makes the penalty act fairly across features and speeds convergence within </w:t>
             </w:r>
             <w:proofErr w:type="spellStart"/>
             <w:r>
-              <w:rPr>
-                <w:lang w:val="en-IL"/>
-              </w:rPr>
               <w:t>max_iter</w:t>
             </w:r>
             <w:proofErr w:type="spellEnd"/>
             <w:r>
-              <w:rPr>
-                <w:lang w:val="en-IL"/>
-              </w:rPr>
               <w:t xml:space="preserve">. log1p removes </w:t>
             </w:r>
             <w:proofErr w:type="gramStart"/>
             <w:r>
-              <w:rPr>
-                <w:lang w:val="en-IL"/>
-              </w:rPr>
               <w:t>right-skew</w:t>
             </w:r>
             <w:proofErr w:type="gramEnd"/>
             <w:r>
-              <w:rPr>
-                <w:lang w:val="en-IL"/>
-              </w:rPr>
               <w:t xml:space="preserve"> but does not align scales, so a scaling step is still required after it.</w:t>
             </w:r>
           </w:p>
           <w:p>
-            <w:pPr>
-              <w:rPr>
-                <w:lang w:val="en-IL"/>
-              </w:rPr>
-            </w:pPr>
-            <w:r>
-              <w:rPr>
-                <w:lang w:val="en-IL"/>
-              </w:rPr>
+            <w:r>
               <w:t xml:space="preserve">Encoding: </w:t>
             </w:r>
             <w:proofErr w:type="spellStart"/>
             <w:r>
-              <w:rPr>
-                <w:lang w:val="en-IL"/>
-              </w:rPr>
               <w:t>product_category_name</w:t>
             </w:r>
             <w:proofErr w:type="spellEnd"/>
             <w:r>
-              <w:rPr>
-                <w:lang w:val="en-IL"/>
-              </w:rPr>
               <w:t xml:space="preserve"> is a nominal variable with no inherent order, so one-hot is the representation that adds no false ranking between categories. </w:t>
             </w:r>
             <w:proofErr w:type="spellStart"/>
             <w:r>
-              <w:rPr>
-                <w:lang w:val="en-IL"/>
-              </w:rPr>
               <w:t>handle_unknown</w:t>
             </w:r>
             <w:proofErr w:type="spellEnd"/>
             <w:r>
-              <w:rPr>
-                <w:lang w:val="en-IL"/>
-              </w:rPr>
               <w:t>="ignore" encodes any category present in a validation fold but absent from the matching training fold as an all-zero vector instead of raising, which is required for a clean cross-validation loop.</w:t>
             </w:r>
           </w:p>
-          <w:p>
-            <w:pPr>
-              <w:rPr>
-                <w:lang w:val="en-IL"/>
-              </w:rPr>
-            </w:pPr>
-          </w:p>
+          <w:p/>
         </w:tc>
       </w:tr>
       <w:tr>
@@ -2781,66 +2725,32 @@
             </w:tcMar>
           </w:tcPr>
           <w:p>
-            <w:pPr>
-              <w:rPr>
-                <w:lang w:val="en-IL"/>
-              </w:rPr>
-            </w:pPr>
-            <w:r>
-              <w:rPr>
-                <w:lang w:val="en-IL"/>
-              </w:rPr>
+            <w:r>
               <w:t xml:space="preserve">Scaling: considered (a) no scaling — rejected because the L2 penalty would then be scale-dependent and the large-magnitude weight feature risks non-convergence within </w:t>
             </w:r>
             <w:proofErr w:type="spellStart"/>
             <w:r>
-              <w:rPr>
-                <w:lang w:val="en-IL"/>
-              </w:rPr>
               <w:t>max_iter</w:t>
             </w:r>
             <w:proofErr w:type="spellEnd"/>
             <w:r>
-              <w:rPr>
-                <w:lang w:val="en-IL"/>
-              </w:rPr>
               <w:t xml:space="preserve">; and (b) </w:t>
             </w:r>
             <w:proofErr w:type="spellStart"/>
             <w:r>
-              <w:rPr>
-                <w:lang w:val="en-IL"/>
-              </w:rPr>
               <w:t>RobustScaler</w:t>
             </w:r>
             <w:proofErr w:type="spellEnd"/>
             <w:r>
-              <w:rPr>
-                <w:lang w:val="en-IL"/>
-              </w:rPr>
               <w:t xml:space="preserve"> — rejected because log1p already compressed the heavy tails, so the extra outlier-robustness is redundant.</w:t>
             </w:r>
           </w:p>
           <w:p>
-            <w:pPr>
-              <w:rPr>
-                <w:lang w:val="en-IL"/>
-              </w:rPr>
-            </w:pPr>
-            <w:r>
-              <w:rPr>
-                <w:lang w:val="en-IL"/>
-              </w:rPr>
+            <w:r>
               <w:t>Encoding: considered (a) ordinal / label encoding — rejected because it imposes a false numeric order on unordered categories; and (b) target / mean encoding — rejected because it learns from y, adding leakage risk for only a marginal potential gain.</w:t>
             </w:r>
           </w:p>
-          <w:p>
-            <w:pPr>
-              <w:rPr>
-                <w:lang w:val="en-IL"/>
-              </w:rPr>
-            </w:pPr>
-          </w:p>
+          <w:p/>
         </w:tc>
       </w:tr>
       <w:tr>
@@ -2895,160 +2805,76 @@
             </w:tcMar>
           </w:tcPr>
           <w:p>
-            <w:pPr>
-              <w:rPr>
-                <w:lang w:val="en-IL"/>
-              </w:rPr>
-            </w:pPr>
-            <w:r>
-              <w:rPr>
-                <w:lang w:val="en-IL"/>
-              </w:rPr>
+            <w:r>
               <w:t>Encoding: structural decision — one-hot is the only leakage-safe representation of a nominal feature, and the rejected alternatives fail by construction, not by score. No A/B run applies here.</w:t>
             </w:r>
           </w:p>
           <w:p>
-            <w:pPr>
-              <w:rPr>
-                <w:lang w:val="en-IL"/>
-              </w:rPr>
-            </w:pPr>
-            <w:r>
-              <w:rPr>
-                <w:lang w:val="en-IL"/>
-              </w:rPr>
+            <w:r>
               <w:t>Scaling:</w:t>
             </w:r>
           </w:p>
           <w:p>
-            <w:pPr>
-              <w:rPr>
-                <w:lang w:val="en-IL"/>
-              </w:rPr>
-            </w:pPr>
-            <w:r>
-              <w:rPr>
-                <w:lang w:val="en-IL"/>
-              </w:rPr>
+            <w:r>
               <w:t># TODO — fill from isolated A/B run (</w:t>
             </w:r>
             <w:proofErr w:type="spellStart"/>
             <w:r>
-              <w:rPr>
-                <w:lang w:val="en-IL"/>
-              </w:rPr>
               <w:t>StandardScaler</w:t>
             </w:r>
             <w:proofErr w:type="spellEnd"/>
             <w:r>
-              <w:rPr>
-                <w:lang w:val="en-IL"/>
-              </w:rPr>
               <w:t xml:space="preserve"> on vs off; same rows / cv / seed / features):</w:t>
             </w:r>
           </w:p>
           <w:p>
-            <w:pPr>
-              <w:rPr>
-                <w:lang w:val="en-IL"/>
-              </w:rPr>
-            </w:pPr>
-            <w:r>
-              <w:rPr>
-                <w:lang w:val="en-IL"/>
-              </w:rPr>
+            <w:r>
               <w:t xml:space="preserve"># </w:t>
             </w:r>
             <w:proofErr w:type="spellStart"/>
             <w:r>
-              <w:rPr>
-                <w:lang w:val="en-IL"/>
-              </w:rPr>
               <w:t>roc_auc</w:t>
             </w:r>
             <w:proofErr w:type="spellEnd"/>
             <w:r>
-              <w:rPr>
-                <w:lang w:val="en-IL"/>
-              </w:rPr>
               <w:t xml:space="preserve"> with scale = __</w:t>
             </w:r>
             <w:proofErr w:type="gramStart"/>
             <w:r>
-              <w:rPr>
-                <w:lang w:val="en-IL"/>
-              </w:rPr>
               <w:t>_ ;</w:t>
             </w:r>
             <w:proofErr w:type="gramEnd"/>
             <w:r>
-              <w:rPr>
-                <w:lang w:val="en-IL"/>
-              </w:rPr>
               <w:t xml:space="preserve"> without = __</w:t>
             </w:r>
             <w:proofErr w:type="gramStart"/>
             <w:r>
-              <w:rPr>
-                <w:lang w:val="en-IL"/>
-              </w:rPr>
               <w:t>_ ;</w:t>
             </w:r>
             <w:proofErr w:type="gramEnd"/>
             <w:r>
-              <w:rPr>
-                <w:lang w:val="en-IL"/>
-              </w:rPr>
               <w:t xml:space="preserve"> delta = ___</w:t>
             </w:r>
           </w:p>
           <w:p>
-            <w:pPr>
-              <w:rPr>
-                <w:lang w:val="en-IL"/>
-              </w:rPr>
-            </w:pPr>
-            <w:r>
-              <w:rPr>
-                <w:lang w:val="en-IL"/>
-              </w:rPr>
+            <w:r>
               <w:t xml:space="preserve"># Note: if the no-scale arm raises </w:t>
             </w:r>
             <w:proofErr w:type="spellStart"/>
             <w:r>
-              <w:rPr>
-                <w:lang w:val="en-IL"/>
-              </w:rPr>
               <w:t>ConvergenceWarning</w:t>
             </w:r>
             <w:proofErr w:type="spellEnd"/>
             <w:r>
-              <w:rPr>
-                <w:lang w:val="en-IL"/>
-              </w:rPr>
               <w:t>, record that — non-convergence is itself</w:t>
             </w:r>
           </w:p>
           <w:p>
-            <w:pPr>
-              <w:rPr>
-                <w:lang w:val="en-IL"/>
-              </w:rPr>
-            </w:pPr>
-            <w:r>
-              <w:rPr>
-                <w:lang w:val="en-IL"/>
-              </w:rPr>
+            <w:r>
               <w:t>#       evidence that scaling is required.</w:t>
             </w:r>
           </w:p>
-          <w:p>
-            <w:pPr>
-              <w:rPr>
-                <w:lang w:val="en-IL"/>
-              </w:rPr>
-            </w:pPr>
-          </w:p>
+          <w:p/>
         </w:tc>
       </w:tr>
     </w:tbl>
@@ -3143,7 +2969,61 @@
               <w:right w:w="120" w:type="dxa"/>
             </w:tcMar>
           </w:tcPr>
-          <w:p/>
+          <w:p>
+            <w:pPr>
+              <w:rPr>
+                <w:lang w:val="en-IL"/>
+              </w:rPr>
+            </w:pPr>
+            <w:r>
+              <w:t>The target is imbalanced (~1 negative review in 6, ≈16%). I tested two imbalance-handling strategies against the baseline pipeline from Section 7, under the frozen protocol (</w:t>
+            </w:r>
+            <w:proofErr w:type="spellStart"/>
+            <w:proofErr w:type="gramStart"/>
+            <w:r>
+              <w:t>StratifiedKFold</w:t>
+            </w:r>
+            <w:proofErr w:type="spellEnd"/>
+            <w:r>
+              <w:t>(</w:t>
+            </w:r>
+            <w:proofErr w:type="gramEnd"/>
+            <w:r>
+              <w:t>5, shuffle, seed=42), scoring=</w:t>
+            </w:r>
+            <w:proofErr w:type="spellStart"/>
+            <w:r>
+              <w:t>roc_auc</w:t>
+            </w:r>
+            <w:proofErr w:type="spellEnd"/>
+            <w:r>
+              <w:t xml:space="preserve">, identical feature set X): (A) </w:t>
+            </w:r>
+            <w:proofErr w:type="spellStart"/>
+            <w:r>
+              <w:t>LogisticRegression</w:t>
+            </w:r>
+            <w:proofErr w:type="spellEnd"/>
+            <w:r>
+              <w:t>(</w:t>
+            </w:r>
+            <w:proofErr w:type="spellStart"/>
+            <w:r>
+              <w:t>class_weight</w:t>
+            </w:r>
+            <w:proofErr w:type="spellEnd"/>
+            <w:r>
+              <w:t xml:space="preserve">="balanced"), and (B) SMOTE oversampling wrapped in an </w:t>
+            </w:r>
+            <w:proofErr w:type="spellStart"/>
+            <w:r>
+              <w:t>imblearn</w:t>
+            </w:r>
+            <w:proofErr w:type="spellEnd"/>
+            <w:r>
+              <w:t xml:space="preserve"> Pipeline so it fits on train folds only. Threshold tuning was considered but not run (see below). Final decision: keep the baseline classifier with no resampling and no class weighting.</w:t>
+            </w:r>
+          </w:p>
         </w:tc>
       </w:tr>
       <w:tr>
@@ -3197,7 +3077,54 @@
               <w:right w:w="120" w:type="dxa"/>
             </w:tcMar>
           </w:tcPr>
-          <w:p/>
+          <w:p>
+            <w:r>
+              <w:br/>
+              <w:t xml:space="preserve">The metric is </w:t>
+            </w:r>
+            <w:proofErr w:type="spellStart"/>
+            <w:r>
+              <w:t>roc_auc</w:t>
+            </w:r>
+            <w:proofErr w:type="spellEnd"/>
+            <w:r>
+              <w:t xml:space="preserve">, which scores only how samples are </w:t>
+            </w:r>
+            <w:r>
+              <w:rPr>
+                <w:i/>
+                <w:iCs/>
+              </w:rPr>
+              <w:t>ranked</w:t>
+            </w:r>
+            <w:r>
+              <w:t xml:space="preserve"> by predicted probability — it is invariant to the decision threshold and to training-set balance. Imbalance handling moves the decision boundary but does not reorder samples, so it cannot affect </w:t>
+            </w:r>
+            <w:proofErr w:type="spellStart"/>
+            <w:r>
+              <w:t>roc_auc</w:t>
+            </w:r>
+            <w:proofErr w:type="spellEnd"/>
+            <w:r>
+              <w:t xml:space="preserve">. The CV confirmed this: </w:t>
+            </w:r>
+            <w:proofErr w:type="spellStart"/>
+            <w:r>
+              <w:t>class_weight</w:t>
+            </w:r>
+            <w:proofErr w:type="spellEnd"/>
+            <w:r>
+              <w:t xml:space="preserve">="balanced" scored 0.5610, identical to baseline. As it demonstrably changes nothing under this metric, I removed it to keep the pipeline minimal. Accuracy was rejected as a metric: a trivial "always positive" model scores ~84% while recall on the class that matters is 0. </w:t>
+            </w:r>
+            <w:proofErr w:type="spellStart"/>
+            <w:r>
+              <w:t>roc_auc</w:t>
+            </w:r>
+            <w:proofErr w:type="spellEnd"/>
+            <w:r>
+              <w:t xml:space="preserve"> instead rewards correct ranking of the rare class — which is why the protocol freezes it.</w:t>
+            </w:r>
+          </w:p>
         </w:tc>
       </w:tr>
       <w:tr>
@@ -3251,7 +3178,190 @@
               <w:right w:w="120" w:type="dxa"/>
             </w:tcMar>
           </w:tcPr>
-          <w:p/>
+          <w:p>
+            <w:pPr>
+              <w:rPr>
+                <w:lang w:val="en-IL"/>
+              </w:rPr>
+            </w:pPr>
+            <w:r>
+              <w:rPr>
+                <w:i/>
+                <w:iCs/>
+                <w:lang w:val="en-IL"/>
+              </w:rPr>
+              <w:t>1.</w:t>
+            </w:r>
+            <w:r>
+              <w:rPr>
+                <w:i/>
+                <w:iCs/>
+                <w:lang w:val="en-IL"/>
+              </w:rPr>
+              <w:t>class_weight="balanced"</w:t>
+            </w:r>
+            <w:r>
+              <w:rPr>
+                <w:lang w:val="en-IL"/>
+              </w:rPr>
+              <w:t xml:space="preserve"> — structurally sound and leakage-</w:t>
+            </w:r>
+            <w:proofErr w:type="gramStart"/>
+            <w:r>
+              <w:rPr>
+                <w:lang w:val="en-IL"/>
+              </w:rPr>
+              <w:t>free, but</w:t>
+            </w:r>
+            <w:proofErr w:type="gramEnd"/>
+            <w:r>
+              <w:rPr>
+                <w:lang w:val="en-IL"/>
+              </w:rPr>
+              <w:t xml:space="preserve"> delivered </w:t>
+            </w:r>
+            <w:proofErr w:type="spellStart"/>
+            <w:r>
+              <w:rPr>
+                <w:lang w:val="en-IL"/>
+              </w:rPr>
+              <w:t>Δroc_auc</w:t>
+            </w:r>
+            <w:proofErr w:type="spellEnd"/>
+            <w:r>
+              <w:rPr>
+                <w:lang w:val="en-IL"/>
+              </w:rPr>
+              <w:t xml:space="preserve"> = 0.0000 vs baseline for the reason above; rejected as inert under this metric. </w:t>
+            </w:r>
+          </w:p>
+          <w:p>
+            <w:pPr>
+              <w:rPr>
+                <w:lang w:val="en-IL"/>
+              </w:rPr>
+            </w:pPr>
+            <w:r>
+              <w:rPr>
+                <w:i/>
+                <w:iCs/>
+                <w:lang w:val="en-IL"/>
+              </w:rPr>
+              <w:t>2.</w:t>
+            </w:r>
+            <w:r>
+              <w:rPr>
+                <w:i/>
+                <w:iCs/>
+                <w:lang w:val="en-IL"/>
+              </w:rPr>
+              <w:t>SMOTE (</w:t>
+            </w:r>
+            <w:proofErr w:type="spellStart"/>
+            <w:r>
+              <w:rPr>
+                <w:i/>
+                <w:iCs/>
+                <w:lang w:val="en-IL"/>
+              </w:rPr>
+              <w:t>imblearn</w:t>
+            </w:r>
+            <w:proofErr w:type="spellEnd"/>
+            <w:r>
+              <w:rPr>
+                <w:i/>
+                <w:iCs/>
+                <w:lang w:val="en-IL"/>
+              </w:rPr>
+              <w:t xml:space="preserve"> Pipeline)</w:t>
+            </w:r>
+            <w:r>
+              <w:rPr>
+                <w:lang w:val="en-IL"/>
+              </w:rPr>
+              <w:t xml:space="preserve"> — rejected on two grounds. Structurally: SMOTE interpolates linearly between minority rows across all columns, including the one-hot-encoded </w:t>
+            </w:r>
+            <w:proofErr w:type="spellStart"/>
+            <w:r>
+              <w:rPr>
+                <w:lang w:val="en-IL"/>
+              </w:rPr>
+              <w:t>product_category_name</w:t>
+            </w:r>
+            <w:proofErr w:type="spellEnd"/>
+            <w:r>
+              <w:rPr>
+                <w:lang w:val="en-IL"/>
+              </w:rPr>
+              <w:t xml:space="preserve">; this produces fractional pseudo-categories (e.g. 0.6·electronics + 0.4·books) that correspond to no real product and silently pollute the training data. Empirically: </w:t>
+            </w:r>
+            <w:proofErr w:type="spellStart"/>
+            <w:r>
+              <w:rPr>
+                <w:lang w:val="en-IL"/>
+              </w:rPr>
+              <w:t>roc_auc</w:t>
+            </w:r>
+            <w:proofErr w:type="spellEnd"/>
+            <w:r>
+              <w:rPr>
+                <w:lang w:val="en-IL"/>
+              </w:rPr>
+              <w:t xml:space="preserve"> 0.5600, i.e. Δ = −0.0010 vs baseline (within CV noise) — no improvement, at higher cost and complexity. Correct handling would require SMOTENC before encoding, adding pipeline complexity for no expected metric gain. </w:t>
+            </w:r>
+          </w:p>
+          <w:p>
+            <w:r>
+              <w:rPr>
+                <w:i/>
+                <w:iCs/>
+                <w:lang w:val="en-IL"/>
+              </w:rPr>
+              <w:t>3.</w:t>
+            </w:r>
+            <w:r>
+              <w:rPr>
+                <w:i/>
+                <w:iCs/>
+                <w:lang w:val="en-IL"/>
+              </w:rPr>
+              <w:t>Threshold tuning</w:t>
+            </w:r>
+            <w:r>
+              <w:rPr>
+                <w:lang w:val="en-IL"/>
+              </w:rPr>
+              <w:t xml:space="preserve"> — rejected without a run: </w:t>
+            </w:r>
+            <w:proofErr w:type="spellStart"/>
+            <w:r>
+              <w:rPr>
+                <w:lang w:val="en-IL"/>
+              </w:rPr>
+              <w:t>roc_auc</w:t>
+            </w:r>
+            <w:proofErr w:type="spellEnd"/>
+            <w:r>
+              <w:rPr>
+                <w:lang w:val="en-IL"/>
+              </w:rPr>
+              <w:t xml:space="preserve"> integrates TPR/FPR over all </w:t>
+            </w:r>
+            <w:proofErr w:type="gramStart"/>
+            <w:r>
+              <w:rPr>
+                <w:lang w:val="en-IL"/>
+              </w:rPr>
+              <w:t>thresholds by definition, so</w:t>
+            </w:r>
+            <w:proofErr w:type="gramEnd"/>
+            <w:r>
+              <w:rPr>
+                <w:lang w:val="en-IL"/>
+              </w:rPr>
+              <w:t xml:space="preserve"> choosing a threshold cannot change it. Running it would be a mathematical no-op.</w:t>
+            </w:r>
+          </w:p>
         </w:tc>
       </w:tr>
       <w:tr>
@@ -3305,7 +3415,62 @@
               <w:right w:w="120" w:type="dxa"/>
             </w:tcMar>
           </w:tcPr>
+          <w:p>
+            <w:r>
+              <w:t>Same cv / seed / X for all three:</w:t>
+            </w:r>
+          </w:p>
           <w:p/>
+          <w:p>
+            <w:r>
+              <w:t xml:space="preserve">baseline: </w:t>
+            </w:r>
+            <w:proofErr w:type="spellStart"/>
+            <w:r>
+              <w:t>roc_auc</w:t>
+            </w:r>
+            <w:proofErr w:type="spellEnd"/>
+            <w:r>
+              <w:t xml:space="preserve"> = 0.5610</w:t>
+            </w:r>
+          </w:p>
+          <w:p>
+            <w:proofErr w:type="spellStart"/>
+            <w:r>
+              <w:t>class_weight</w:t>
+            </w:r>
+            <w:proofErr w:type="spellEnd"/>
+            <w:r>
+              <w:t xml:space="preserve">="balanced": </w:t>
+            </w:r>
+            <w:proofErr w:type="spellStart"/>
+            <w:r>
+              <w:t>roc_auc</w:t>
+            </w:r>
+            <w:proofErr w:type="spellEnd"/>
+            <w:r>
+              <w:t xml:space="preserve"> = 0.5610 (Δ = +0.0000)</w:t>
+            </w:r>
+          </w:p>
+          <w:p>
+            <w:r>
+              <w:t xml:space="preserve">SMOTE: </w:t>
+            </w:r>
+            <w:proofErr w:type="spellStart"/>
+            <w:r>
+              <w:t>roc_auc</w:t>
+            </w:r>
+            <w:proofErr w:type="spellEnd"/>
+            <w:r>
+              <w:t xml:space="preserve"> = 0.5600 (Δ = −0.0010)</w:t>
+            </w:r>
+          </w:p>
+          <w:p/>
+          <w:p>
+            <w:r>
+              <w:t>Takeaway: Under a threshold-independent metric, imbalance correction cannot generate lift by construction. The instructive result of Section 8 is a justified zero — the mechanism, not the number, is the finding.</w:t>
+            </w:r>
+          </w:p>
         </w:tc>
       </w:tr>
     </w:tbl>
@@ -3747,6 +3912,7 @@
                 <w:szCs w:val="22"/>
                 <w:rtl/>
               </w:rPr>
+              <w:lastRenderedPageBreak/>
               <w:t>הציון שלי</w:t>
             </w:r>
           </w:p>

--- a/Module4_Assignment.docx
+++ b/Module4_Assignment.docx
@@ -1,6 +1,6 @@
 
 <file path=word/document.xml><?xml version="1.0" encoding="utf-8"?>
-<w:document xmlns:wpc="http://schemas.microsoft.com/office/word/2010/wordprocessingCanvas" xmlns:cx="http://schemas.microsoft.com/office/drawing/2014/chartex" xmlns:cx1="http://schemas.microsoft.com/office/drawing/2015/9/8/chartex" xmlns:cx2="http://schemas.microsoft.com/office/drawing/2015/10/21/chartex" xmlns:cx3="http://schemas.microsoft.com/office/drawing/2016/5/9/chartex" xmlns:cx4="http://schemas.microsoft.com/office/drawing/2016/5/10/chartex" xmlns:cx5="http://schemas.microsoft.com/office/drawing/2016/5/11/chartex" xmlns:cx6="http://schemas.microsoft.com/office/drawing/2016/5/12/chartex" xmlns:cx7="http://schemas.microsoft.com/office/drawing/2016/5/13/chartex" xmlns:cx8="http://schemas.microsoft.com/office/drawing/2016/5/14/chartex" xmlns:mc="http://schemas.openxmlformats.org/markup-compatibility/2006" xmlns:aink="http://schemas.microsoft.com/office/drawing/2016/ink" xmlns:am3d="http://schemas.microsoft.com/office/drawing/2017/model3d" xmlns:o="urn:schemas-microsoft-com:office:office" xmlns:oel="http://schemas.microsoft.com/office/2019/extlst" xmlns:r="http://schemas.openxmlformats.org/officeDocument/2006/relationships" xmlns:m="http://schemas.openxmlformats.org/officeDocument/2006/math" xmlns:v="urn:schemas-microsoft-com:vml" xmlns:wp14="http://schemas.microsoft.com/office/word/2010/wordprocessingDrawing" xmlns:wp="http://schemas.openxmlformats.org/drawingml/2006/wordprocessingDrawing" xmlns:w10="urn:schemas-microsoft-com:office:word" xmlns:w="http://schemas.openxmlformats.org/wordprocessingml/2006/main" xmlns:w14="http://schemas.microsoft.com/office/word/2010/wordml" xmlns:w15="http://schemas.microsoft.com/office/word/2012/wordml" xmlns:w16cei="http://schemas.microsoft.com/office/word/2026/wordml/cei" xmlns:w16cex="http://schemas.microsoft.com/office/word/2018/wordml/cex" xmlns:w16cid="http://schemas.microsoft.com/office/word/2016/wordml/cid" xmlns:w16="http://schemas.microsoft.com/office/word/2018/wordml" xmlns:w16du="http://schemas.microsoft.com/office/word/2023/wordml/word16du" xmlns:w16sdtdh="http://schemas.microsoft.com/office/word/2020/wordml/sdtdatahash" xmlns:w16sdtfl="http://schemas.microsoft.com/office/word/2024/wordml/sdtformatlock" xmlns:w16se="http://schemas.microsoft.com/office/word/2015/wordml/symex" xmlns:wpg="http://schemas.microsoft.com/office/word/2010/wordprocessingGroup" xmlns:wpi="http://schemas.microsoft.com/office/word/2010/wordprocessingInk" xmlns:wne="http://schemas.microsoft.com/office/word/2006/wordml" xmlns:wps="http://schemas.microsoft.com/office/word/2010/wordprocessingShape" mc:Ignorable="w14 w15 w16se w16cid w16 w16cex w16sdtdh w16sdtfl w16du wp14">
+<w:document xmlns:wpc="http://schemas.microsoft.com/office/word/2010/wordprocessingCanvas" xmlns:cx="http://schemas.microsoft.com/office/drawing/2014/chartex" xmlns:cx1="http://schemas.microsoft.com/office/drawing/2015/9/8/chartex" xmlns:cx2="http://schemas.microsoft.com/office/drawing/2015/10/21/chartex" xmlns:cx3="http://schemas.microsoft.com/office/drawing/2016/5/9/chartex" xmlns:cx4="http://schemas.microsoft.com/office/drawing/2016/5/10/chartex" xmlns:cx5="http://schemas.microsoft.com/office/drawing/2016/5/11/chartex" xmlns:cx6="http://schemas.microsoft.com/office/drawing/2016/5/12/chartex" xmlns:cx7="http://schemas.microsoft.com/office/drawing/2016/5/13/chartex" xmlns:cx8="http://schemas.microsoft.com/office/drawing/2016/5/14/chartex" xmlns:mc="http://schemas.openxmlformats.org/markup-compatibility/2006" xmlns:aink="http://schemas.microsoft.com/office/drawing/2016/ink" xmlns:am3d="http://schemas.microsoft.com/office/drawing/2017/model3d" xmlns:o="urn:schemas-microsoft-com:office:office" xmlns:oel="http://schemas.microsoft.com/office/2019/extlst" xmlns:r="http://schemas.openxmlformats.org/officeDocument/2006/relationships" xmlns:m="http://schemas.openxmlformats.org/officeDocument/2006/math" xmlns:v="urn:schemas-microsoft-com:vml" xmlns:wp14="http://schemas.microsoft.com/office/word/2010/wordprocessingDrawing" xmlns:wp="http://schemas.openxmlformats.org/drawingml/2006/wordprocessingDrawing" xmlns:w10="urn:schemas-microsoft-com:office:word" xmlns:w="http://schemas.openxmlformats.org/wordprocessingml/2006/main" xmlns:w14="http://schemas.microsoft.com/office/word/2010/wordml" xmlns:w15="http://schemas.microsoft.com/office/word/2012/wordml" xmlns:w16cex="http://schemas.microsoft.com/office/word/2018/wordml/cex" xmlns:w16cid="http://schemas.microsoft.com/office/word/2016/wordml/cid" xmlns:w16="http://schemas.microsoft.com/office/word/2018/wordml" xmlns:w16du="http://schemas.microsoft.com/office/word/2023/wordml/word16du" xmlns:w16sdtdh="http://schemas.microsoft.com/office/word/2020/wordml/sdtdatahash" xmlns:w16sdtfl="http://schemas.microsoft.com/office/word/2024/wordml/sdtformatlock" xmlns:w16se="http://schemas.microsoft.com/office/word/2015/wordml/symex" xmlns:wpg="http://schemas.microsoft.com/office/word/2010/wordprocessingGroup" xmlns:wpi="http://schemas.microsoft.com/office/word/2010/wordprocessingInk" xmlns:wne="http://schemas.microsoft.com/office/word/2006/wordml" xmlns:wps="http://schemas.microsoft.com/office/word/2010/wordprocessingShape" mc:Ignorable="w14 w15 w16se w16cid w16 w16cex w16sdtdh w16sdtfl w16du wp14">
   <w:body>
     <w:p>
       <w:pPr>
@@ -1898,7 +1898,48 @@
               <w:spacing w:after="60"/>
             </w:pPr>
             <w:r>
-              <w:t xml:space="preserve">TODO — to be completed after Section 9. Required run: median-impute vs mean-impute (or vs drop), same cv / seed / metric, compare </w:t>
+              <w:t xml:space="preserve">Isolated median-vs-mean comparison, same cv/seed/metric/row-set, only </w:t>
+            </w:r>
+            <w:proofErr w:type="spellStart"/>
+            <w:r>
+              <w:t>SimpleImputer</w:t>
+            </w:r>
+            <w:proofErr w:type="spellEnd"/>
+            <w:r>
+              <w:t xml:space="preserve"> strategy changed: </w:t>
+            </w:r>
+            <w:r>
+              <w:rPr>
+                <w:b/>
+                <w:bCs/>
+              </w:rPr>
+              <w:t xml:space="preserve">median = 0.5610, mean = 0.5610, </w:t>
+            </w:r>
+            <w:r>
+              <w:rPr>
+                <w:b/>
+                <w:bCs/>
+                <w:lang w:val="en-US"/>
+              </w:rPr>
+              <w:t xml:space="preserve">delta </w:t>
+            </w:r>
+            <w:r>
+              <w:rPr>
+                <w:b/>
+                <w:bCs/>
+              </w:rPr>
+              <w:t>= 0.0000</w:t>
+            </w:r>
+            <w:r>
+              <w:t xml:space="preserve"> (4-dp zero). Expected: imputation touches 4 values in one row of </w:t>
+            </w:r>
+            <w:proofErr w:type="gramStart"/>
+            <w:r>
+              <w:t>110,774  too</w:t>
+            </w:r>
+            <w:proofErr w:type="gramEnd"/>
+            <w:r>
+              <w:t xml:space="preserve"> little to move a 5-fold </w:t>
             </w:r>
             <w:proofErr w:type="spellStart"/>
             <w:r>
@@ -1906,7 +1947,17 @@
             </w:r>
             <w:proofErr w:type="spellEnd"/>
             <w:r>
-              <w:t>. Expected difference ≈ 0 since only one row is affected; a near-zero delta is itself a valid, instructive result.</w:t>
+              <w:t xml:space="preserve">. </w:t>
+            </w:r>
+            <w:r>
+              <w:rPr>
+                <w:i/>
+                <w:iCs/>
+              </w:rPr>
+              <w:t>Drop</w:t>
+            </w:r>
+            <w:r>
+              <w:t xml:space="preserve"> stays a structural rejection (changes the row-set), not a measured number.</w:t>
             </w:r>
           </w:p>
         </w:tc>
@@ -2269,7 +2320,6 @@
           </w:p>
           <w:p>
             <w:r>
-              <w:lastRenderedPageBreak/>
               <w:t xml:space="preserve">price 7.63 → 0.30 | </w:t>
             </w:r>
             <w:proofErr w:type="spellStart"/>
@@ -2353,36 +2403,33 @@
           <w:p/>
           <w:p>
             <w:r>
-              <w:t># TODO — fill from isolated A/B run (log1p vs no-log1p, same rows/cv/seed/features):</w:t>
-            </w:r>
-          </w:p>
-          <w:p>
-            <w:r>
-              <w:t xml:space="preserve"># </w:t>
-            </w:r>
-            <w:proofErr w:type="spellStart"/>
-            <w:r>
-              <w:t>roc_auc</w:t>
-            </w:r>
-            <w:proofErr w:type="spellEnd"/>
-            <w:r>
-              <w:t xml:space="preserve"> with log1p = _</w:t>
-            </w:r>
-            <w:proofErr w:type="gramStart"/>
-            <w:r>
-              <w:t>_ ;</w:t>
-            </w:r>
-            <w:proofErr w:type="gramEnd"/>
-            <w:r>
-              <w:t xml:space="preserve"> without = _</w:t>
-            </w:r>
-            <w:proofErr w:type="gramStart"/>
-            <w:r>
-              <w:t>_ ;</w:t>
-            </w:r>
-            <w:proofErr w:type="gramEnd"/>
-            <w:r>
-              <w:t xml:space="preserve"> delta = __</w:t>
+              <w:t>CV log1p vs no-log1p; same rows/cv/seed/features: r</w:t>
+            </w:r>
+            <w:proofErr w:type="spellStart"/>
+            <w:r>
+              <w:t>oc_auc</w:t>
+            </w:r>
+            <w:proofErr w:type="spellEnd"/>
+            <w:r>
+              <w:t xml:space="preserve"> = </w:t>
+            </w:r>
+            <w:r>
+              <w:t xml:space="preserve">0.5610 vs 0.5608, </w:t>
+            </w:r>
+            <w:r>
+              <w:t>delta</w:t>
+            </w:r>
+            <w:r>
+              <w:t xml:space="preserve"> = +0.0002</w:t>
+            </w:r>
+            <w:r>
+              <w:t>.</w:t>
+            </w:r>
+            <w:r>
+              <w:br/>
+            </w:r>
+            <w:r>
+              <w:t>This is well within fold noise; log1p is retained for distributional correctness (skew reduced), not for measured lift.</w:t>
             </w:r>
           </w:p>
         </w:tc>
@@ -2402,7 +2449,6 @@
           <w:szCs w:val="26"/>
           <w:rtl/>
         </w:rPr>
-        <w:lastRenderedPageBreak/>
         <w:t xml:space="preserve">3 · </w:t>
       </w:r>
       <w:proofErr w:type="spellStart"/>
@@ -2619,13 +2665,8 @@
           </w:tcPr>
           <w:p>
             <w:r>
-              <w:t xml:space="preserve">Scaling: </w:t>
-            </w:r>
-            <w:proofErr w:type="spellStart"/>
-            <w:r>
-              <w:t>LogisticRegression</w:t>
-            </w:r>
-            <w:proofErr w:type="spellEnd"/>
+              <w:t>Scaling: LogisticRegression</w:t>
+            </w:r>
             <w:r>
               <w:t xml:space="preserve"> by default</w:t>
             </w:r>
@@ -2806,7 +2847,15 @@
           </w:tcPr>
           <w:p>
             <w:r>
-              <w:t>Encoding: structural decision — one-hot is the only leakage-safe representation of a nominal feature, and the rejected alternatives fail by construction, not by score. No A/B run applies here.</w:t>
+              <w:t xml:space="preserve">Encoding: structural </w:t>
+            </w:r>
+            <w:proofErr w:type="gramStart"/>
+            <w:r>
+              <w:t>decision  one</w:t>
+            </w:r>
+            <w:proofErr w:type="gramEnd"/>
+            <w:r>
+              <w:t>-hot is the only leakage-safe representation of a nominal feature, and the rejected alternatives fail by construction, not by score. No A/B run applies here.</w:t>
             </w:r>
           </w:p>
           <w:p>
@@ -2816,7 +2865,7 @@
           </w:p>
           <w:p>
             <w:r>
-              <w:t># TODO — fill from isolated A/B run (</w:t>
+              <w:t xml:space="preserve">Scaling: isolated on-vs-off comparison of the scale step, everything else held fixed (same rows/cv/seed/features; </w:t>
             </w:r>
             <w:proofErr w:type="spellStart"/>
             <w:r>
@@ -2824,12 +2873,15 @@
             </w:r>
             <w:proofErr w:type="spellEnd"/>
             <w:r>
-              <w:t xml:space="preserve"> on vs off; same rows / cv / seed / features):</w:t>
-            </w:r>
-          </w:p>
-          <w:p>
-            <w:r>
-              <w:t xml:space="preserve"># </w:t>
+              <w:t xml:space="preserve"> → passthrough, confirmed via </w:t>
+            </w:r>
+            <w:proofErr w:type="spellStart"/>
+            <w:r>
+              <w:t>get_params</w:t>
+            </w:r>
+            <w:proofErr w:type="spellEnd"/>
+            <w:r>
+              <w:t xml:space="preserve">). </w:t>
             </w:r>
             <w:proofErr w:type="spellStart"/>
             <w:r>
@@ -2837,44 +2889,61 @@
             </w:r>
             <w:proofErr w:type="spellEnd"/>
             <w:r>
-              <w:t xml:space="preserve"> with scale = __</w:t>
-            </w:r>
-            <w:proofErr w:type="gramStart"/>
-            <w:r>
-              <w:t>_ ;</w:t>
-            </w:r>
-            <w:proofErr w:type="gramEnd"/>
-            <w:r>
-              <w:t xml:space="preserve"> without = __</w:t>
-            </w:r>
-            <w:proofErr w:type="gramStart"/>
-            <w:r>
-              <w:t>_ ;</w:t>
-            </w:r>
-            <w:proofErr w:type="gramEnd"/>
-            <w:r>
-              <w:t xml:space="preserve"> delta = ___</w:t>
-            </w:r>
-          </w:p>
-          <w:p>
-            <w:r>
-              <w:t xml:space="preserve"># Note: if the no-scale arm raises </w:t>
-            </w:r>
-            <w:proofErr w:type="spellStart"/>
-            <w:r>
-              <w:t>ConvergenceWarning</w:t>
-            </w:r>
-            <w:proofErr w:type="spellEnd"/>
-            <w:r>
-              <w:t>, record that — non-convergence is itself</w:t>
-            </w:r>
-          </w:p>
-          <w:p>
-            <w:r>
-              <w:t>#       evidence that scaling is required.</w:t>
-            </w:r>
-          </w:p>
-          <w:p/>
+              <w:t xml:space="preserve"> with scale = 0.5610, without = 0.5610, delta = 0.0000; no-scale arm converged</w:t>
+            </w:r>
+            <w:r>
+              <w:rPr>
+                <w:b/>
+                <w:bCs/>
+              </w:rPr>
+              <w:t>.</w:t>
+            </w:r>
+            <w:r>
+              <w:t xml:space="preserve"> Scaling is AUC-neutral here, retained by construction: </w:t>
+            </w:r>
+            <w:proofErr w:type="spellStart"/>
+            <w:r>
+              <w:t>StandardScaler</w:t>
+            </w:r>
+            <w:proofErr w:type="spellEnd"/>
+            <w:r>
+              <w:t xml:space="preserve"> is the default input form for L2-penalized </w:t>
+            </w:r>
+            <w:proofErr w:type="spellStart"/>
+            <w:r>
+              <w:t>LogReg</w:t>
+            </w:r>
+            <w:proofErr w:type="spellEnd"/>
+            <w:r>
+              <w:t xml:space="preserve">, so unlike </w:t>
+            </w:r>
+            <w:proofErr w:type="spellStart"/>
+            <w:r>
+              <w:t>class_weight</w:t>
+            </w:r>
+            <w:proofErr w:type="spellEnd"/>
+            <w:r>
+              <w:t xml:space="preserve"> (an added intervention, dropped when inert) its removal </w:t>
+            </w:r>
+            <w:r>
+              <w:t>-</w:t>
+            </w:r>
+            <w:r>
+              <w:t xml:space="preserve"> not its presence </w:t>
+            </w:r>
+            <w:r>
+              <w:t>-</w:t>
+            </w:r>
+            <w:r>
+              <w:t xml:space="preserve"> is the intervention. </w:t>
+            </w:r>
+            <w:r>
+              <w:t xml:space="preserve">Delta = </w:t>
+            </w:r>
+            <w:r>
+              <w:t>0 means neutral and safe, not a lift source.</w:t>
+            </w:r>
+          </w:p>
         </w:tc>
       </w:tr>
     </w:tbl>
@@ -2948,7 +3017,6 @@
                 <w:szCs w:val="22"/>
                 <w:rtl/>
               </w:rPr>
-              <w:lastRenderedPageBreak/>
               <w:t>מה עשיתי</w:t>
             </w:r>
           </w:p>
@@ -2970,11 +3038,6 @@
             </w:tcMar>
           </w:tcPr>
           <w:p>
-            <w:pPr>
-              <w:rPr>
-                <w:lang w:val="en-IL"/>
-              </w:rPr>
-            </w:pPr>
             <w:r>
               <w:t>The target is imbalanced (~1 negative review in 6, ≈16%). I tested two imbalance-handling strategies against the baseline pipeline from Section 7, under the frozen protocol (</w:t>
             </w:r>
@@ -2997,15 +3060,7 @@
             </w:r>
             <w:proofErr w:type="spellEnd"/>
             <w:r>
-              <w:t xml:space="preserve">, identical feature set X): (A) </w:t>
-            </w:r>
-            <w:proofErr w:type="spellStart"/>
-            <w:r>
-              <w:t>LogisticRegression</w:t>
-            </w:r>
-            <w:proofErr w:type="spellEnd"/>
-            <w:r>
-              <w:t>(</w:t>
+              <w:t>, identical feature set X): (A) LogisticRegression(</w:t>
             </w:r>
             <w:proofErr w:type="spellStart"/>
             <w:r>
@@ -3179,16 +3234,10 @@
             </w:tcMar>
           </w:tcPr>
           <w:p>
-            <w:pPr>
-              <w:rPr>
-                <w:lang w:val="en-IL"/>
-              </w:rPr>
-            </w:pPr>
             <w:r>
               <w:rPr>
                 <w:i/>
                 <w:iCs/>
-                <w:lang w:val="en-IL"/>
               </w:rPr>
               <w:t>1.</w:t>
             </w:r>
@@ -3196,56 +3245,34 @@
               <w:rPr>
                 <w:i/>
                 <w:iCs/>
-                <w:lang w:val="en-IL"/>
               </w:rPr>
               <w:t>class_weight="balanced"</w:t>
             </w:r>
             <w:r>
-              <w:rPr>
-                <w:lang w:val="en-IL"/>
-              </w:rPr>
               <w:t xml:space="preserve"> — structurally sound and leakage-</w:t>
             </w:r>
             <w:proofErr w:type="gramStart"/>
             <w:r>
-              <w:rPr>
-                <w:lang w:val="en-IL"/>
-              </w:rPr>
               <w:t>free, but</w:t>
             </w:r>
             <w:proofErr w:type="gramEnd"/>
             <w:r>
-              <w:rPr>
-                <w:lang w:val="en-IL"/>
-              </w:rPr>
               <w:t xml:space="preserve"> delivered </w:t>
             </w:r>
             <w:proofErr w:type="spellStart"/>
             <w:r>
-              <w:rPr>
-                <w:lang w:val="en-IL"/>
-              </w:rPr>
               <w:t>Δroc_auc</w:t>
             </w:r>
             <w:proofErr w:type="spellEnd"/>
             <w:r>
-              <w:rPr>
-                <w:lang w:val="en-IL"/>
-              </w:rPr>
               <w:t xml:space="preserve"> = 0.0000 vs baseline for the reason above; rejected as inert under this metric. </w:t>
             </w:r>
           </w:p>
           <w:p>
-            <w:pPr>
-              <w:rPr>
-                <w:lang w:val="en-IL"/>
-              </w:rPr>
-            </w:pPr>
             <w:r>
               <w:rPr>
                 <w:i/>
                 <w:iCs/>
-                <w:lang w:val="en-IL"/>
               </w:rPr>
               <w:t>2.</w:t>
             </w:r>
@@ -3253,7 +3280,6 @@
               <w:rPr>
                 <w:i/>
                 <w:iCs/>
-                <w:lang w:val="en-IL"/>
               </w:rPr>
               <w:t>SMOTE (</w:t>
             </w:r>
@@ -3262,7 +3288,6 @@
               <w:rPr>
                 <w:i/>
                 <w:iCs/>
-                <w:lang w:val="en-IL"/>
               </w:rPr>
               <w:t>imblearn</w:t>
             </w:r>
@@ -3271,42 +3296,26 @@
               <w:rPr>
                 <w:i/>
                 <w:iCs/>
-                <w:lang w:val="en-IL"/>
               </w:rPr>
               <w:t xml:space="preserve"> Pipeline)</w:t>
             </w:r>
             <w:r>
-              <w:rPr>
-                <w:lang w:val="en-IL"/>
-              </w:rPr>
               <w:t xml:space="preserve"> — rejected on two grounds. Structurally: SMOTE interpolates linearly between minority rows across all columns, including the one-hot-encoded </w:t>
             </w:r>
             <w:proofErr w:type="spellStart"/>
             <w:r>
-              <w:rPr>
-                <w:lang w:val="en-IL"/>
-              </w:rPr>
               <w:t>product_category_name</w:t>
             </w:r>
             <w:proofErr w:type="spellEnd"/>
             <w:r>
-              <w:rPr>
-                <w:lang w:val="en-IL"/>
-              </w:rPr>
               <w:t xml:space="preserve">; this produces fractional pseudo-categories (e.g. 0.6·electronics + 0.4·books) that correspond to no real product and silently pollute the training data. Empirically: </w:t>
             </w:r>
             <w:proofErr w:type="spellStart"/>
             <w:r>
-              <w:rPr>
-                <w:lang w:val="en-IL"/>
-              </w:rPr>
               <w:t>roc_auc</w:t>
             </w:r>
             <w:proofErr w:type="spellEnd"/>
             <w:r>
-              <w:rPr>
-                <w:lang w:val="en-IL"/>
-              </w:rPr>
               <w:t xml:space="preserve"> 0.5600, i.e. Δ = −0.0010 vs baseline (within CV noise) — no improvement, at higher cost and complexity. Correct handling would require SMOTENC before encoding, adding pipeline complexity for no expected metric gain. </w:t>
             </w:r>
           </w:p>
@@ -3315,7 +3324,6 @@
               <w:rPr>
                 <w:i/>
                 <w:iCs/>
-                <w:lang w:val="en-IL"/>
               </w:rPr>
               <w:t>3.</w:t>
             </w:r>
@@ -3323,42 +3331,26 @@
               <w:rPr>
                 <w:i/>
                 <w:iCs/>
-                <w:lang w:val="en-IL"/>
               </w:rPr>
               <w:t>Threshold tuning</w:t>
             </w:r>
             <w:r>
-              <w:rPr>
-                <w:lang w:val="en-IL"/>
-              </w:rPr>
               <w:t xml:space="preserve"> — rejected without a run: </w:t>
             </w:r>
             <w:proofErr w:type="spellStart"/>
             <w:r>
-              <w:rPr>
-                <w:lang w:val="en-IL"/>
-              </w:rPr>
               <w:t>roc_auc</w:t>
             </w:r>
             <w:proofErr w:type="spellEnd"/>
             <w:r>
-              <w:rPr>
-                <w:lang w:val="en-IL"/>
-              </w:rPr>
               <w:t xml:space="preserve"> integrates TPR/FPR over all </w:t>
             </w:r>
             <w:proofErr w:type="gramStart"/>
             <w:r>
-              <w:rPr>
-                <w:lang w:val="en-IL"/>
-              </w:rPr>
               <w:t>thresholds by definition, so</w:t>
             </w:r>
             <w:proofErr w:type="gramEnd"/>
             <w:r>
-              <w:rPr>
-                <w:lang w:val="en-IL"/>
-              </w:rPr>
               <w:t xml:space="preserve"> choosing a threshold cannot change it. Running it would be a mathematical no-op.</w:t>
             </w:r>
           </w:p>
@@ -3417,60 +3409,78 @@
           </w:tcPr>
           <w:p>
             <w:r>
-              <w:t>Same cv / seed / X for all three:</w:t>
+              <w:t>baseline (Section 7): 0.5610</w:t>
+            </w:r>
+          </w:p>
+          <w:p>
+            <w:proofErr w:type="spellStart"/>
+            <w:r>
+              <w:t>class_weight</w:t>
+            </w:r>
+            <w:proofErr w:type="spellEnd"/>
+            <w:r>
+              <w:t xml:space="preserve">="balanced": 0.5610 </w:t>
+            </w:r>
+            <w:r>
+              <w:t>-</w:t>
+            </w:r>
+            <w:r>
+              <w:t xml:space="preserve"> Δ ≈ 0 (equal at 4 </w:t>
+            </w:r>
+            <w:proofErr w:type="spellStart"/>
+            <w:r>
+              <w:t>dp</w:t>
+            </w:r>
+            <w:proofErr w:type="spellEnd"/>
+            <w:r>
+              <w:t>)</w:t>
+            </w:r>
+          </w:p>
+          <w:p>
+            <w:r>
+              <w:t>SMOTE (</w:t>
+            </w:r>
+            <w:proofErr w:type="spellStart"/>
+            <w:r>
+              <w:t>imblearn</w:t>
+            </w:r>
+            <w:proofErr w:type="spellEnd"/>
+            <w:r>
+              <w:t xml:space="preserve"> Pipeline): 0.5600 </w:t>
+            </w:r>
+            <w:r>
+              <w:t xml:space="preserve">- </w:t>
+            </w:r>
+            <w:r>
+              <w:t>Δ = −0.0010</w:t>
+            </w:r>
+          </w:p>
+          <w:p>
+            <w:r>
+              <w:rPr>
+                <w:i/>
+                <w:iCs/>
+              </w:rPr>
+              <w:t xml:space="preserve">Note: values printed to 4 decimals; the </w:t>
+            </w:r>
+            <w:proofErr w:type="spellStart"/>
+            <w:r>
+              <w:rPr>
+                <w:i/>
+                <w:iCs/>
+              </w:rPr>
+              <w:t>class_weight</w:t>
+            </w:r>
+            <w:proofErr w:type="spellEnd"/>
+            <w:r>
+              <w:rPr>
+                <w:i/>
+                <w:iCs/>
+              </w:rPr>
+              <w:t xml:space="preserve"> tie is a 4-dp equality, not an exact identity.</w:t>
             </w:r>
           </w:p>
           <w:p/>
-          <w:p>
-            <w:r>
-              <w:t xml:space="preserve">baseline: </w:t>
-            </w:r>
-            <w:proofErr w:type="spellStart"/>
-            <w:r>
-              <w:t>roc_auc</w:t>
-            </w:r>
-            <w:proofErr w:type="spellEnd"/>
-            <w:r>
-              <w:t xml:space="preserve"> = 0.5610</w:t>
-            </w:r>
-          </w:p>
-          <w:p>
-            <w:proofErr w:type="spellStart"/>
-            <w:r>
-              <w:t>class_weight</w:t>
-            </w:r>
-            <w:proofErr w:type="spellEnd"/>
-            <w:r>
-              <w:t xml:space="preserve">="balanced": </w:t>
-            </w:r>
-            <w:proofErr w:type="spellStart"/>
-            <w:r>
-              <w:t>roc_auc</w:t>
-            </w:r>
-            <w:proofErr w:type="spellEnd"/>
-            <w:r>
-              <w:t xml:space="preserve"> = 0.5610 (Δ = +0.0000)</w:t>
-            </w:r>
-          </w:p>
-          <w:p>
-            <w:r>
-              <w:t xml:space="preserve">SMOTE: </w:t>
-            </w:r>
-            <w:proofErr w:type="spellStart"/>
-            <w:r>
-              <w:t>roc_auc</w:t>
-            </w:r>
-            <w:proofErr w:type="spellEnd"/>
-            <w:r>
-              <w:t xml:space="preserve"> = 0.5600 (Δ = −0.0010)</w:t>
-            </w:r>
-          </w:p>
-          <w:p/>
-          <w:p>
-            <w:r>
-              <w:t>Takeaway: Under a threshold-independent metric, imbalance correction cannot generate lift by construction. The instructive result of Section 8 is a justified zero — the mechanism, not the number, is the finding.</w:t>
-            </w:r>
-          </w:p>
         </w:tc>
       </w:tr>
     </w:tbl>
@@ -3576,7 +3586,40 @@
               <w:right w:w="120" w:type="dxa"/>
             </w:tcMar>
           </w:tcPr>
-          <w:p/>
+          <w:p>
+            <w:pPr>
+              <w:rPr>
+                <w:lang w:val="ru-RU"/>
+              </w:rPr>
+            </w:pPr>
+            <w:r>
+              <w:t xml:space="preserve">Every data-learning step — median imputation, log1p, standardization, and one-hot encoding — lives inside a single </w:t>
+            </w:r>
+            <w:proofErr w:type="spellStart"/>
+            <w:r>
+              <w:t>sklearn</w:t>
+            </w:r>
+            <w:proofErr w:type="spellEnd"/>
+            <w:r>
+              <w:t xml:space="preserve"> Pipeline wired through a </w:t>
+            </w:r>
+            <w:proofErr w:type="spellStart"/>
+            <w:r>
+              <w:t>ColumnTransformer</w:t>
+            </w:r>
+            <w:proofErr w:type="spellEnd"/>
+            <w:r>
+              <w:t xml:space="preserve">. The whole Pipeline is passed to </w:t>
+            </w:r>
+            <w:proofErr w:type="spellStart"/>
+            <w:r>
+              <w:t>cross_val_score</w:t>
+            </w:r>
+            <w:proofErr w:type="spellEnd"/>
+            <w:r>
+              <w:t>, so each step is fit on the training fold only and merely applied to the held-out fold. No transformer sees the validation fold during fit.</w:t>
+            </w:r>
+          </w:p>
         </w:tc>
       </w:tr>
       <w:tr>
@@ -3630,7 +3673,16 @@
               <w:right w:w="120" w:type="dxa"/>
             </w:tcMar>
           </w:tcPr>
-          <w:p/>
+          <w:p>
+            <w:pPr>
+              <w:rPr>
+                <w:lang w:val="en-US"/>
+              </w:rPr>
+            </w:pPr>
+            <w:r>
+              <w:t xml:space="preserve">Any step that estimates parameters from data — the imputation median, the scaler's mean/std, the encoder's vocabulary — leaks validation information if fit before the split. Fitting inside the Pipeline binds every estimate to the training fold, making the CV score an honest out-of-fold estimate and the benchmark comparison fair. </w:t>
+            </w:r>
+          </w:p>
         </w:tc>
       </w:tr>
       <w:tr>
@@ -3684,7 +3736,33 @@
               <w:right w:w="120" w:type="dxa"/>
             </w:tcMar>
           </w:tcPr>
-          <w:p/>
+          <w:p>
+            <w:r>
+              <w:t xml:space="preserve">Preprocessing the full </w:t>
+            </w:r>
+            <w:proofErr w:type="spellStart"/>
+            <w:r>
+              <w:t>DataFrame</w:t>
+            </w:r>
+            <w:proofErr w:type="spellEnd"/>
+            <w:r>
+              <w:t xml:space="preserve"> once, then running CV on the clean matrix. Rejected: the median, mean/std, and category set would be learned from all rows, including the validation </w:t>
+            </w:r>
+            <w:proofErr w:type="gramStart"/>
+            <w:r>
+              <w:t xml:space="preserve">folds </w:t>
+            </w:r>
+            <w:r>
+              <w:t>:</w:t>
+            </w:r>
+            <w:proofErr w:type="gramEnd"/>
+            <w:r>
+              <w:t xml:space="preserve"> </w:t>
+            </w:r>
+            <w:r>
+              <w:t>he classic leakage that inflates the score and voids the benchmark comparison.</w:t>
+            </w:r>
+          </w:p>
         </w:tc>
       </w:tr>
       <w:tr>
@@ -3738,7 +3816,19 @@
               <w:right w:w="120" w:type="dxa"/>
             </w:tcMar>
           </w:tcPr>
-          <w:p/>
+          <w:p>
+            <w:r>
+              <w:t xml:space="preserve">The score of 0.5610 (5-fold </w:t>
+            </w:r>
+            <w:proofErr w:type="spellStart"/>
+            <w:r>
+              <w:t>roc_auc</w:t>
+            </w:r>
+            <w:proofErr w:type="spellEnd"/>
+            <w:r>
+              <w:t>) was produced under fold-only fitting: no transformer was fit outside the folds, so it is an honest out-of-fold estimate, not an inflated in-sample one. This is a structural guarantee from the Pipeline, not a measured delta.</w:t>
+            </w:r>
+          </w:p>
         </w:tc>
       </w:tr>
     </w:tbl>
@@ -3878,7 +3968,11 @@
               <w:right w:w="120" w:type="dxa"/>
             </w:tcMar>
           </w:tcPr>
-          <w:p/>
+          <w:p>
+            <w:r>
+              <w:t>0.5586</w:t>
+            </w:r>
+          </w:p>
         </w:tc>
       </w:tr>
       <w:tr>
@@ -3912,7 +4006,6 @@
                 <w:szCs w:val="22"/>
                 <w:rtl/>
               </w:rPr>
-              <w:lastRenderedPageBreak/>
               <w:t>הציון שלי</w:t>
             </w:r>
           </w:p>
@@ -3933,7 +4026,11 @@
               <w:right w:w="120" w:type="dxa"/>
             </w:tcMar>
           </w:tcPr>
-          <w:p/>
+          <w:p>
+            <w:r>
+              <w:t>0.5610</w:t>
+            </w:r>
+          </w:p>
         </w:tc>
       </w:tr>
       <w:tr>
@@ -4009,7 +4106,14 @@
               <w:right w:w="120" w:type="dxa"/>
             </w:tcMar>
           </w:tcPr>
-          <w:p/>
+          <w:p>
+            <w:r>
+              <w:t xml:space="preserve">+ </w:t>
+            </w:r>
+            <w:r>
+              <w:t>0.0024</w:t>
+            </w:r>
+          </w:p>
         </w:tc>
       </w:tr>
       <w:tr>
@@ -4085,7 +4189,56 @@
               <w:right w:w="120" w:type="dxa"/>
             </w:tcMar>
           </w:tcPr>
-          <w:p/>
+          <w:p>
+            <w:r>
+              <w:t>Small positive lift, but 0.44</w:t>
+            </w:r>
+            <w:r>
+              <w:t xml:space="preserve"> std</w:t>
+            </w:r>
+            <w:r>
+              <w:t xml:space="preserve"> of my own fold spread (0.0056)</w:t>
+            </w:r>
+            <w:r>
+              <w:rPr>
+                <w:rFonts w:hint="cs"/>
+                <w:rtl/>
+              </w:rPr>
+              <w:t xml:space="preserve">  </w:t>
+            </w:r>
+            <w:r>
+              <w:rPr>
+                <w:lang w:val="en-US"/>
+              </w:rPr>
+              <w:t xml:space="preserve"> </w:t>
+            </w:r>
+            <w:r>
+              <w:rPr>
+                <w:lang w:val="en-US"/>
+              </w:rPr>
+              <w:t xml:space="preserve">is </w:t>
+            </w:r>
+            <w:r>
+              <w:t xml:space="preserve">within CV noise. Preprocessing did not </w:t>
+            </w:r>
+            <w:proofErr w:type="gramStart"/>
+            <w:r>
+              <w:t>hurt</w:t>
+            </w:r>
+            <w:r>
+              <w:t xml:space="preserve"> </w:t>
+            </w:r>
+            <w:r>
+              <w:t>,</w:t>
+            </w:r>
+            <w:proofErr w:type="gramEnd"/>
+            <w:r>
+              <w:t xml:space="preserve"> </w:t>
+            </w:r>
+            <w:r>
+              <w:t xml:space="preserve"> but did not add real signal. Expected for a weak-signal task; the value is in the justified decisions, not the score.</w:t>
+            </w:r>
+          </w:p>
         </w:tc>
       </w:tr>
     </w:tbl>
@@ -4101,8 +4254,157 @@
 </file>
 
 <file path=word/numbering.xml><?xml version="1.0" encoding="utf-8"?>
-<w:numbering xmlns:wpc="http://schemas.microsoft.com/office/word/2010/wordprocessingCanvas" xmlns:cx="http://schemas.microsoft.com/office/drawing/2014/chartex" xmlns:cx1="http://schemas.microsoft.com/office/drawing/2015/9/8/chartex" xmlns:cx2="http://schemas.microsoft.com/office/drawing/2015/10/21/chartex" xmlns:cx3="http://schemas.microsoft.com/office/drawing/2016/5/9/chartex" xmlns:cx4="http://schemas.microsoft.com/office/drawing/2016/5/10/chartex" xmlns:cx5="http://schemas.microsoft.com/office/drawing/2016/5/11/chartex" xmlns:cx6="http://schemas.microsoft.com/office/drawing/2016/5/12/chartex" xmlns:cx7="http://schemas.microsoft.com/office/drawing/2016/5/13/chartex" xmlns:cx8="http://schemas.microsoft.com/office/drawing/2016/5/14/chartex" xmlns:mc="http://schemas.openxmlformats.org/markup-compatibility/2006" xmlns:aink="http://schemas.microsoft.com/office/drawing/2016/ink" xmlns:am3d="http://schemas.microsoft.com/office/drawing/2017/model3d" xmlns:o="urn:schemas-microsoft-com:office:office" xmlns:oel="http://schemas.microsoft.com/office/2019/extlst" xmlns:r="http://schemas.openxmlformats.org/officeDocument/2006/relationships" xmlns:m="http://schemas.openxmlformats.org/officeDocument/2006/math" xmlns:v="urn:schemas-microsoft-com:vml" xmlns:wp14="http://schemas.microsoft.com/office/word/2010/wordprocessingDrawing" xmlns:wp="http://schemas.openxmlformats.org/drawingml/2006/wordprocessingDrawing" xmlns:w10="urn:schemas-microsoft-com:office:word" xmlns:w="http://schemas.openxmlformats.org/wordprocessingml/2006/main" xmlns:w14="http://schemas.microsoft.com/office/word/2010/wordml" xmlns:w15="http://schemas.microsoft.com/office/word/2012/wordml" xmlns:w16cei="http://schemas.microsoft.com/office/word/2026/wordml/cei" xmlns:w16cex="http://schemas.microsoft.com/office/word/2018/wordml/cex" xmlns:w16cid="http://schemas.microsoft.com/office/word/2016/wordml/cid" xmlns:w16="http://schemas.microsoft.com/office/word/2018/wordml" xmlns:w16du="http://schemas.microsoft.com/office/word/2023/wordml/word16du" xmlns:w16sdtdh="http://schemas.microsoft.com/office/word/2020/wordml/sdtdatahash" xmlns:w16sdtfl="http://schemas.microsoft.com/office/word/2024/wordml/sdtformatlock" xmlns:w16se="http://schemas.microsoft.com/office/word/2015/wordml/symex" xmlns:wpg="http://schemas.microsoft.com/office/word/2010/wordprocessingGroup" xmlns:wpi="http://schemas.microsoft.com/office/word/2010/wordprocessingInk" xmlns:wne="http://schemas.microsoft.com/office/word/2006/wordml" xmlns:wps="http://schemas.microsoft.com/office/word/2010/wordprocessingShape" mc:Ignorable="w14 w15 w16se w16cid w16 w16cex w16sdtdh w16sdtfl w16du wp14">
+<w:numbering xmlns:wpc="http://schemas.microsoft.com/office/word/2010/wordprocessingCanvas" xmlns:cx="http://schemas.microsoft.com/office/drawing/2014/chartex" xmlns:cx1="http://schemas.microsoft.com/office/drawing/2015/9/8/chartex" xmlns:cx2="http://schemas.microsoft.com/office/drawing/2015/10/21/chartex" xmlns:cx3="http://schemas.microsoft.com/office/drawing/2016/5/9/chartex" xmlns:cx4="http://schemas.microsoft.com/office/drawing/2016/5/10/chartex" xmlns:cx5="http://schemas.microsoft.com/office/drawing/2016/5/11/chartex" xmlns:cx6="http://schemas.microsoft.com/office/drawing/2016/5/12/chartex" xmlns:cx7="http://schemas.microsoft.com/office/drawing/2016/5/13/chartex" xmlns:cx8="http://schemas.microsoft.com/office/drawing/2016/5/14/chartex" xmlns:mc="http://schemas.openxmlformats.org/markup-compatibility/2006" xmlns:aink="http://schemas.microsoft.com/office/drawing/2016/ink" xmlns:am3d="http://schemas.microsoft.com/office/drawing/2017/model3d" xmlns:o="urn:schemas-microsoft-com:office:office" xmlns:oel="http://schemas.microsoft.com/office/2019/extlst" xmlns:r="http://schemas.openxmlformats.org/officeDocument/2006/relationships" xmlns:m="http://schemas.openxmlformats.org/officeDocument/2006/math" xmlns:v="urn:schemas-microsoft-com:vml" xmlns:wp14="http://schemas.microsoft.com/office/word/2010/wordprocessingDrawing" xmlns:wp="http://schemas.openxmlformats.org/drawingml/2006/wordprocessingDrawing" xmlns:w10="urn:schemas-microsoft-com:office:word" xmlns:w="http://schemas.openxmlformats.org/wordprocessingml/2006/main" xmlns:w14="http://schemas.microsoft.com/office/word/2010/wordml" xmlns:w15="http://schemas.microsoft.com/office/word/2012/wordml" xmlns:w16cex="http://schemas.microsoft.com/office/word/2018/wordml/cex" xmlns:w16cid="http://schemas.microsoft.com/office/word/2016/wordml/cid" xmlns:w16="http://schemas.microsoft.com/office/word/2018/wordml" xmlns:w16du="http://schemas.microsoft.com/office/word/2023/wordml/word16du" xmlns:w16sdtdh="http://schemas.microsoft.com/office/word/2020/wordml/sdtdatahash" xmlns:w16sdtfl="http://schemas.microsoft.com/office/word/2024/wordml/sdtformatlock" xmlns:w16se="http://schemas.microsoft.com/office/word/2015/wordml/symex" xmlns:wpg="http://schemas.microsoft.com/office/word/2010/wordprocessingGroup" xmlns:wpi="http://schemas.microsoft.com/office/word/2010/wordprocessingInk" xmlns:wne="http://schemas.microsoft.com/office/word/2006/wordml" xmlns:wps="http://schemas.microsoft.com/office/word/2010/wordprocessingShape" mc:Ignorable="w14 w15 w16se w16cid w16 w16cex w16sdtdh w16sdtfl w16du wp14">
   <w:abstractNum w:abstractNumId="0" w15:restartNumberingAfterBreak="0">
+    <w:nsid w:val="0E81234F"/>
+    <w:multiLevelType w:val="multilevel"/>
+    <w:tmpl w:val="A83EEC1A"/>
+    <w:lvl w:ilvl="0">
+      <w:start w:val="1"/>
+      <w:numFmt w:val="bullet"/>
+      <w:lvlText w:val=""/>
+      <w:lvlJc w:val="left"/>
+      <w:pPr>
+        <w:tabs>
+          <w:tab w:val="num" w:pos="720"/>
+        </w:tabs>
+        <w:ind w:left="720" w:hanging="360"/>
+      </w:pPr>
+      <w:rPr>
+        <w:rFonts w:ascii="Symbol" w:hAnsi="Symbol" w:hint="default"/>
+        <w:sz w:val="20"/>
+      </w:rPr>
+    </w:lvl>
+    <w:lvl w:ilvl="1">
+      <w:start w:val="1"/>
+      <w:numFmt w:val="bullet"/>
+      <w:lvlText w:val="o"/>
+      <w:lvlJc w:val="left"/>
+      <w:pPr>
+        <w:tabs>
+          <w:tab w:val="num" w:pos="1440"/>
+        </w:tabs>
+        <w:ind w:left="1440" w:hanging="360"/>
+      </w:pPr>
+      <w:rPr>
+        <w:rFonts w:ascii="Courier New" w:hAnsi="Courier New" w:hint="default"/>
+        <w:sz w:val="20"/>
+      </w:rPr>
+    </w:lvl>
+    <w:lvl w:ilvl="2" w:tentative="1">
+      <w:start w:val="1"/>
+      <w:numFmt w:val="bullet"/>
+      <w:lvlText w:val=""/>
+      <w:lvlJc w:val="left"/>
+      <w:pPr>
+        <w:tabs>
+          <w:tab w:val="num" w:pos="2160"/>
+        </w:tabs>
+        <w:ind w:left="2160" w:hanging="360"/>
+      </w:pPr>
+      <w:rPr>
+        <w:rFonts w:ascii="Wingdings" w:hAnsi="Wingdings" w:hint="default"/>
+        <w:sz w:val="20"/>
+      </w:rPr>
+    </w:lvl>
+    <w:lvl w:ilvl="3" w:tentative="1">
+      <w:start w:val="1"/>
+      <w:numFmt w:val="bullet"/>
+      <w:lvlText w:val=""/>
+      <w:lvlJc w:val="left"/>
+      <w:pPr>
+        <w:tabs>
+          <w:tab w:val="num" w:pos="2880"/>
+        </w:tabs>
+        <w:ind w:left="2880" w:hanging="360"/>
+      </w:pPr>
+      <w:rPr>
+        <w:rFonts w:ascii="Wingdings" w:hAnsi="Wingdings" w:hint="default"/>
+        <w:sz w:val="20"/>
+      </w:rPr>
+    </w:lvl>
+    <w:lvl w:ilvl="4" w:tentative="1">
+      <w:start w:val="1"/>
+      <w:numFmt w:val="bullet"/>
+      <w:lvlText w:val=""/>
+      <w:lvlJc w:val="left"/>
+      <w:pPr>
+        <w:tabs>
+          <w:tab w:val="num" w:pos="3600"/>
+        </w:tabs>
+        <w:ind w:left="3600" w:hanging="360"/>
+      </w:pPr>
+      <w:rPr>
+        <w:rFonts w:ascii="Wingdings" w:hAnsi="Wingdings" w:hint="default"/>
+        <w:sz w:val="20"/>
+      </w:rPr>
+    </w:lvl>
+    <w:lvl w:ilvl="5" w:tentative="1">
+      <w:start w:val="1"/>
+      <w:numFmt w:val="bullet"/>
+      <w:lvlText w:val=""/>
+      <w:lvlJc w:val="left"/>
+      <w:pPr>
+        <w:tabs>
+          <w:tab w:val="num" w:pos="4320"/>
+        </w:tabs>
+        <w:ind w:left="4320" w:hanging="360"/>
+      </w:pPr>
+      <w:rPr>
+        <w:rFonts w:ascii="Wingdings" w:hAnsi="Wingdings" w:hint="default"/>
+        <w:sz w:val="20"/>
+      </w:rPr>
+    </w:lvl>
+    <w:lvl w:ilvl="6" w:tentative="1">
+      <w:start w:val="1"/>
+      <w:numFmt w:val="bullet"/>
+      <w:lvlText w:val=""/>
+      <w:lvlJc w:val="left"/>
+      <w:pPr>
+        <w:tabs>
+          <w:tab w:val="num" w:pos="5040"/>
+        </w:tabs>
+        <w:ind w:left="5040" w:hanging="360"/>
+      </w:pPr>
+      <w:rPr>
+        <w:rFonts w:ascii="Wingdings" w:hAnsi="Wingdings" w:hint="default"/>
+        <w:sz w:val="20"/>
+      </w:rPr>
+    </w:lvl>
+    <w:lvl w:ilvl="7" w:tentative="1">
+      <w:start w:val="1"/>
+      <w:numFmt w:val="bullet"/>
+      <w:lvlText w:val=""/>
+      <w:lvlJc w:val="left"/>
+      <w:pPr>
+        <w:tabs>
+          <w:tab w:val="num" w:pos="5760"/>
+        </w:tabs>
+        <w:ind w:left="5760" w:hanging="360"/>
+      </w:pPr>
+      <w:rPr>
+        <w:rFonts w:ascii="Wingdings" w:hAnsi="Wingdings" w:hint="default"/>
+        <w:sz w:val="20"/>
+      </w:rPr>
+    </w:lvl>
+    <w:lvl w:ilvl="8" w:tentative="1">
+      <w:start w:val="1"/>
+      <w:numFmt w:val="bullet"/>
+      <w:lvlText w:val=""/>
+      <w:lvlJc w:val="left"/>
+      <w:pPr>
+        <w:tabs>
+          <w:tab w:val="num" w:pos="6480"/>
+        </w:tabs>
+        <w:ind w:left="6480" w:hanging="360"/>
+      </w:pPr>
+      <w:rPr>
+        <w:rFonts w:ascii="Wingdings" w:hAnsi="Wingdings" w:hint="default"/>
+        <w:sz w:val="20"/>
+      </w:rPr>
+    </w:lvl>
+  </w:abstractNum>
+  <w:abstractNum w:abstractNumId="1" w15:restartNumberingAfterBreak="0">
     <w:nsid w:val="5ADE2FB7"/>
     <w:multiLevelType w:val="hybridMultilevel"/>
     <w:tmpl w:val="41BAD6E0"/>
@@ -4189,10 +4491,13 @@
     </w:lvl>
   </w:abstractNum>
   <w:num w:numId="1" w16cid:durableId="1241788365">
-    <w:abstractNumId w:val="0"/>
+    <w:abstractNumId w:val="1"/>
     <w:lvlOverride w:ilvl="0">
       <w:startOverride w:val="1"/>
     </w:lvlOverride>
+  </w:num>
+  <w:num w:numId="2" w16cid:durableId="319693982">
+    <w:abstractNumId w:val="0"/>
   </w:num>
 </w:numbering>
 </file>
